--- a/대본/1부/03화_The_Non-Compete.docx
+++ b/대본/1부/03화_The_Non-Compete.docx
@@ -2,7 +2,7 @@
 <file path=word/document.xml><?xml version="1.0" encoding="utf-8"?>
 <w:document xmlns:w="http://schemas.openxmlformats.org/wordprocessingml/2006/main" xmlns:m="http://schemas.openxmlformats.org/officeDocument/2006/math" xmlns:r="http://schemas.openxmlformats.org/officeDocument/2006/relationships" xmlns:o="urn:schemas-microsoft-com:office:office" xmlns:v="urn:schemas-microsoft-com:vml" xmlns:w10="urn:schemas-microsoft-com:office:word" xmlns:a="http://schemas.openxmlformats.org/drawingml/2006/main" xmlns:pic="http://schemas.openxmlformats.org/drawingml/2006/picture" xmlns:wp="http://schemas.openxmlformats.org/drawingml/2006/wordprocessingDrawing">
   <w:body>
-    <w:bookmarkStart w:id="31" w:name="ship-it-1부-3화"/>
+    <w:bookmarkStart w:id="32" w:name="ship-it-1부-3화"/>
     <w:p>
       <w:pPr>
         <w:pStyle w:val="Heading1"/>
@@ -65,7 +65,7 @@
         <w:t xml:space="preserve"> </w:t>
       </w:r>
       <w:r>
-        <w:t xml:space="preserve">- 규칙: 지문 없음. 전 화 100% 「화자명: 대사」. 1턴 15단어 이내.</w:t>
+        <w:t xml:space="preserve">- 규칙: 지문 없음. 전 화 100% 「화자명: 대사」. 1턴 15단어 이내 + 긴 턴 10~15회(25~35단어).</w:t>
       </w:r>
       <w:r>
         <w:t xml:space="preserve"> </w:t>
@@ -172,13 +172,13 @@
         </w:numPr>
       </w:pPr>
       <w:r>
-        <w:t xml:space="preserve">TOM: Lumaderm is up eighteen percent. Your campaign did that.</w:t>
-      </w:r>
-      <w:r>
-        <w:t xml:space="preserve"> </w:t>
-      </w:r>
-      <w:r>
-        <w:t xml:space="preserve">톰: 루마덤이 18퍼센트 올랐어. 자네 캠페인 덕분이야.</w:t>
+        <w:t xml:space="preserve">TOM: Lumaderm is up eighteen percent. Your campaign did that, Noah. The board noticed, the sales team noticed, and honestly, I noticed too. That’s why I wanted to see you first thing.</w:t>
+      </w:r>
+      <w:r>
+        <w:t xml:space="preserve"> </w:t>
+      </w:r>
+      <w:r>
+        <w:t xml:space="preserve">톰: 루마덤이 18퍼센트 올랐어. 자네 캠페인 덕분이야, 노아. 이사회도 알아챘고, 영업팀도 알아챘고, 솔직히 나도 알아챘지. 그래서 아침 일찍 자네를 보고 싶었던 거야.</w:t>
       </w:r>
     </w:p>
     <w:p>
@@ -574,13 +574,13 @@
         </w:numPr>
       </w:pPr>
       <w:r>
-        <w:t xml:space="preserve">NOAH: It’s not the title either. I want to build something of my own.</w:t>
-      </w:r>
-      <w:r>
-        <w:t xml:space="preserve"> </w:t>
-      </w:r>
-      <w:r>
-        <w:t xml:space="preserve">노아: 직함도 아니에요. 제 걸 직접 만들어 보고 싶어요.</w:t>
+        <w:t xml:space="preserve">NOAH: It’s not the title either. I’ve learned a lot here, and I’m grateful for that. But I want to build something of my own, and if I don’t try now, I never will.</w:t>
+      </w:r>
+      <w:r>
+        <w:t xml:space="preserve"> </w:t>
+      </w:r>
+      <w:r>
+        <w:t xml:space="preserve">노아: 직함도 아니에요. 여기서 많이 배웠고, 그건 감사하게 생각해요. 하지만 제 걸 직접 만들어 보고 싶어요. 지금 시도하지 않으면 영영 못 할 것 같아요.</w:t>
       </w:r>
     </w:p>
     <w:p>
@@ -778,13 +778,31 @@
         </w:numPr>
       </w:pPr>
       <w:r>
-        <w:t xml:space="preserve">NOAH: Maybe. But the enzyme took hours to dissolve it.</w:t>
-      </w:r>
-      <w:r>
-        <w:t xml:space="preserve"> </w:t>
-      </w:r>
-      <w:r>
-        <w:t xml:space="preserve">노아: 그럴 수도요. 근데 효소로 녹이는 데 몇 시간이 걸렸어요.</w:t>
+        <w:t xml:space="preserve">NOAH: Maybe. But the enzyme took hours to dissolve it, Tom. I sat in that room and watched her nose change color, and all I could think was, our product did this.</w:t>
+      </w:r>
+      <w:r>
+        <w:t xml:space="preserve"> </w:t>
+      </w:r>
+      <w:r>
+        <w:t xml:space="preserve">노아: 그럴 수도요. 근데 효소로 녹이는 데 몇 시간이 걸렸어요, 톰. 그 방에 앉아서 동생 코 색이 변하는 걸 지켜봤는데, 머릿속엔</w:t>
+      </w:r>
+      <w:r>
+        <w:t xml:space="preserve"> </w:t>
+      </w:r>
+      <w:r>
+        <w:t xml:space="preserve">‘</w:t>
+      </w:r>
+      <w:r>
+        <w:t xml:space="preserve">우리 제품이 이렇게 만들었구나</w:t>
+      </w:r>
+      <w:r>
+        <w:t xml:space="preserve">’</w:t>
+      </w:r>
+      <w:r>
+        <w:t xml:space="preserve"> </w:t>
+      </w:r>
+      <w:r>
+        <w:t xml:space="preserve">그 생각뿐이었어요.</w:t>
       </w:r>
     </w:p>
     <w:p>
@@ -795,13 +813,13 @@
         </w:numPr>
       </w:pPr>
       <w:r>
-        <w:t xml:space="preserve">TOM: That’s the trade-off. Long-lasting means harder to dissolve. It’s on the label.</w:t>
-      </w:r>
-      <w:r>
-        <w:t xml:space="preserve"> </w:t>
-      </w:r>
-      <w:r>
-        <w:t xml:space="preserve">톰: 그게 트레이드오프지. 오래간다는 건 녹이기 어렵다는 뜻이야. 라벨에도 있어.</w:t>
+        <w:t xml:space="preserve">TOM: That’s the trade-off. Long-lasting means harder to dissolve, and every doctor who uses it knows that. It’s on the label, Noah, and our customers chose it for exactly that reason.</w:t>
+      </w:r>
+      <w:r>
+        <w:t xml:space="preserve"> </w:t>
+      </w:r>
+      <w:r>
+        <w:t xml:space="preserve">톰: 그게 트레이드오프지. 오래간다는 건 녹이기 어렵다는 뜻이고, 그걸 쓰는 의사라면 다 알아. 라벨에도 있어, 노아. 그리고 고객들은 바로 그 이유 때문에 우리 제품을 고른 거야.</w:t>
       </w:r>
     </w:p>
     <w:p>
@@ -963,13 +981,13 @@
         </w:numPr>
       </w:pPr>
       <w:r>
-        <w:t xml:space="preserve">NOAH: I’ll write a full handover plan. Jenna can take it over.</w:t>
-      </w:r>
-      <w:r>
-        <w:t xml:space="preserve"> </w:t>
-      </w:r>
-      <w:r>
-        <w:t xml:space="preserve">노아: 인수인계 계획서를 꼼꼼히 쓸게요. 제나가 맡으면 돼요.</w:t>
+        <w:t xml:space="preserve">NOAH: I’ll write a full handover plan, with timelines, contacts, and the open decisions. Jenna can take it over, and I’ll spend my last two weeks making sure she’s ready.</w:t>
+      </w:r>
+      <w:r>
+        <w:t xml:space="preserve"> </w:t>
+      </w:r>
+      <w:r>
+        <w:t xml:space="preserve">노아: 일정, 연락처, 아직 결정 안 된 사항까지 담아서 인수인계 계획서를 꼼꼼히 쓸게요. 제나가 맡으면 되고, 남은 2주 동안 제나가 준비될 수 있게 확실히 도울게요.</w:t>
       </w:r>
     </w:p>
     <w:p>
@@ -1330,13 +1348,13 @@
         </w:numPr>
       </w:pPr>
       <w:r>
-        <w:t xml:space="preserve">MEGAN: Anything you invented here, during your employment, belongs to Halvern.</w:t>
-      </w:r>
-      <w:r>
-        <w:t xml:space="preserve"> </w:t>
-      </w:r>
-      <w:r>
-        <w:t xml:space="preserve">메건: 재직 중에 여기서 발명한 건 전부 할번 소유예요.</w:t>
+        <w:t xml:space="preserve">MEGAN: Anything you invented here, during your employment, belongs to Halvern. That includes formulas, processes, and even marketing ideas, as long as they were created while you worked for the company.</w:t>
+      </w:r>
+      <w:r>
+        <w:t xml:space="preserve"> </w:t>
+      </w:r>
+      <w:r>
+        <w:t xml:space="preserve">메건: 재직 중에 여기서 발명한 건 전부 할번 소유예요. 제형, 공정, 심지어 마케팅 아이디어까지 포함돼요. 회사에 다니는 동안 만들어진 거라면요.</w:t>
       </w:r>
     </w:p>
     <w:p>
@@ -1432,13 +1450,13 @@
         </w:numPr>
       </w:pPr>
       <w:r>
-        <w:t xml:space="preserve">MEGAN: For one year, you can’t work for a competitor. Or start one.</w:t>
-      </w:r>
-      <w:r>
-        <w:t xml:space="preserve"> </w:t>
-      </w:r>
-      <w:r>
-        <w:t xml:space="preserve">메건: 1년 동안 경쟁사에서 일할 수 없어요. 경쟁사를 차리는 것도요.</w:t>
+        <w:t xml:space="preserve">MEGAN: For one year, you can’t work for a competitor in aesthetic injectables. And you can’t start one either, which means no new company in that space until the twelve months are over.</w:t>
+      </w:r>
+      <w:r>
+        <w:t xml:space="preserve"> </w:t>
+      </w:r>
+      <w:r>
+        <w:t xml:space="preserve">메건: 1년 동안 미용 주사제 분야의 경쟁사에서 일할 수 없어요. 경쟁사를 차리는 것도 안 되고요. 그러니까 12개월이 끝날 때까지 그 분야에서 새 회사는 안 된다는 뜻이에요.</w:t>
       </w:r>
     </w:p>
     <w:p>
@@ -1534,13 +1552,13 @@
         </w:numPr>
       </w:pPr>
       <w:r>
-        <w:t xml:space="preserve">MEGAN: It’s okay. Off the record? Get your own lawyer. Soon.</w:t>
-      </w:r>
-      <w:r>
-        <w:t xml:space="preserve"> </w:t>
-      </w:r>
-      <w:r>
-        <w:t xml:space="preserve">메건: 괜찮아요. 사적으로 말씀드리면요? 따로 변호사를 구하세요. 빨리요.</w:t>
+        <w:t xml:space="preserve">MEGAN: It’s okay. Off the record? Get your own lawyer, and do it soon. Contracts like this are written to protect the company, not you, so someone should read it on your side.</w:t>
+      </w:r>
+      <w:r>
+        <w:t xml:space="preserve"> </w:t>
+      </w:r>
+      <w:r>
+        <w:t xml:space="preserve">메건: 괜찮아요. 사적으로 말씀드리면요? 따로 변호사를 구하세요. 빨리요. 이런 계약서는 노아 씨가 아니라 회사를 보호하려고 쓰인 거예요. 그러니까 노아 씨 편에서 읽어 줄 사람이 있어야 해요.</w:t>
       </w:r>
     </w:p>
     <w:p>
@@ -1680,13 +1698,13 @@
         </w:numPr>
       </w:pPr>
       <w:r>
-        <w:t xml:space="preserve">TOM: Senior Director. Thirty percent raise. Plus stock.</w:t>
-      </w:r>
-      <w:r>
-        <w:t xml:space="preserve"> </w:t>
-      </w:r>
-      <w:r>
-        <w:t xml:space="preserve">톰: 시니어 디렉터. 연봉 30퍼센트 인상. 주식도 얹어서.</w:t>
+        <w:t xml:space="preserve">TOM: Senior Director. Thirty percent raise. Plus stock. Noah, I had to fight for this offer today, so before you say anything, at least think about what it means for your future.</w:t>
+      </w:r>
+      <w:r>
+        <w:t xml:space="preserve"> </w:t>
+      </w:r>
+      <w:r>
+        <w:t xml:space="preserve">톰: 시니어 디렉터. 연봉 30퍼센트 인상. 주식도 얹어서. 노아, 오늘 이 제안 받아 내느라 내가 싸워야 했어. 그러니까 뭐라고 하기 전에, 적어도 이게 자네 미래에 어떤 의미인지 생각해 봐.</w:t>
       </w:r>
     </w:p>
     <w:p>
@@ -1816,13 +1834,13 @@
         </w:numPr>
       </w:pPr>
       <w:r>
-        <w:t xml:space="preserve">TOM: It’s a fact. This industry is small. Everyone talks.</w:t>
-      </w:r>
-      <w:r>
-        <w:t xml:space="preserve"> </w:t>
-      </w:r>
-      <w:r>
-        <w:t xml:space="preserve">톰: 사실이야. 이 업계는 좁아. 다들 말이 많고.</w:t>
+        <w:t xml:space="preserve">TOM: It’s a fact. This industry is small, and everyone talks. Doctors talk to reps, reps talk to managers, and sooner or later, every new filler project ends up on my desk.</w:t>
+      </w:r>
+      <w:r>
+        <w:t xml:space="preserve"> </w:t>
+      </w:r>
+      <w:r>
+        <w:t xml:space="preserve">톰: 사실이야. 이 업계는 좁고, 다들 말이 많아. 의사는 영업 담당자한테 말하고, 영업 담당자는 매니저한테 말하지. 그러다 보면 결국 새로운 필러 프로젝트는 전부 내 책상 위로 올라와.</w:t>
       </w:r>
     </w:p>
     <w:p>
@@ -1952,13 +1970,13 @@
         </w:numPr>
       </w:pPr>
       <w:r>
-        <w:t xml:space="preserve">TOM: That’s emotional. Business can’t run on emotion.</w:t>
-      </w:r>
-      <w:r>
-        <w:t xml:space="preserve"> </w:t>
-      </w:r>
-      <w:r>
-        <w:t xml:space="preserve">톰: 그건 감정이야. 비즈니스는 감정으로 굴러가지 않아.</w:t>
+        <w:t xml:space="preserve">TOM: That’s emotional, and I understand it. But business can’t run on emotion. Investors want numbers, regulators want data, and nobody will fund a company because your sister had a bad night.</w:t>
+      </w:r>
+      <w:r>
+        <w:t xml:space="preserve"> </w:t>
+      </w:r>
+      <w:r>
+        <w:t xml:space="preserve">톰: 그건 감정이야. 이해는 해. 하지만 비즈니스는 감정으로 굴러가지 않아. 투자자는 숫자를 원하고, 규제 당국은 데이터를 원해. 자네 동생이 힘든 밤을 보냈다고 회사에 돈을 대 줄 사람은 없어.</w:t>
       </w:r>
     </w:p>
     <w:p>
@@ -2098,13 +2116,13 @@
         </w:numPr>
       </w:pPr>
       <w:r>
-        <w:t xml:space="preserve">NOAH: Terrified. And weirdly light. Like I put down a heavy bag.</w:t>
-      </w:r>
-      <w:r>
-        <w:t xml:space="preserve"> </w:t>
-      </w:r>
-      <w:r>
-        <w:t xml:space="preserve">노아: 무서워. 그리고 이상하게 가벼워. 무거운 가방을 내려놓은 것처럼.</w:t>
+        <w:t xml:space="preserve">NOAH: Terrified. And weirdly light, like I put down a heavy bag. For four years I sold a product I believed in, and today I walked away from it without a real plan.</w:t>
+      </w:r>
+      <w:r>
+        <w:t xml:space="preserve"> </w:t>
+      </w:r>
+      <w:r>
+        <w:t xml:space="preserve">노아: 무서워. 그리고 이상하게 가벼워. 무거운 가방을 내려놓은 것처럼. 4년 동안 내가 믿는 제품을 팔았는데, 오늘 제대로 된 계획도 없이 거기서 걸어 나왔어.</w:t>
       </w:r>
     </w:p>
     <w:p>
@@ -2268,13 +2286,13 @@
         </w:numPr>
       </w:pPr>
       <w:r>
-        <w:t xml:space="preserve">NOAH: I know one guy. He runs the fill line at Corwin. Ex-Army.</w:t>
-      </w:r>
-      <w:r>
-        <w:t xml:space="preserve"> </w:t>
-      </w:r>
-      <w:r>
-        <w:t xml:space="preserve">노아: 한 명 알아. 코윈에서 충전 라인을 맡고 있어. 군인 출신이야.</w:t>
+        <w:t xml:space="preserve">NOAH: I know one guy. He runs the fill line at Corwin, and he’s ex-Army, so he’s very strict about process. If anyone can make sterile injectables properly, it’s him.</w:t>
+      </w:r>
+      <w:r>
+        <w:t xml:space="preserve"> </w:t>
+      </w:r>
+      <w:r>
+        <w:t xml:space="preserve">노아: 한 명 알아. 코윈에서 충전 라인을 맡고 있는데, 군인 출신이라 공정에 엄청 철저해. 무균 주사제를 제대로 만들 수 있는 사람이 있다면, 바로 그 사람이야.</w:t>
       </w:r>
     </w:p>
     <w:p>
@@ -2303,7 +2321,7 @@
     </w:p>
     <w:bookmarkEnd w:id="25"/>
     <w:bookmarkEnd w:id="26"/>
-    <w:bookmarkStart w:id="30" w:name="학습-부록"/>
+    <w:bookmarkStart w:id="31" w:name="학습-부록"/>
     <w:p>
       <w:pPr>
         <w:pStyle w:val="Heading2"/>
@@ -3081,8 +3099,358 @@
       </w:r>
     </w:p>
     <w:bookmarkEnd w:id="29"/>
+    <w:bookmarkStart w:id="30" w:name="긴-발화-분석"/>
+    <w:p>
+      <w:pPr>
+        <w:pStyle w:val="Heading3"/>
+      </w:pPr>
+      <w:r>
+        <w:t xml:space="preserve">④ 긴 발화 분석</w:t>
+      </w:r>
+    </w:p>
+    <w:p>
+      <w:pPr>
+        <w:pStyle w:val="BlockText"/>
+      </w:pPr>
+      <w:r>
+        <w:rPr>
+          <w:bCs/>
+          <w:b/>
+        </w:rPr>
+        <w:t xml:space="preserve">22턴 NOAH:</w:t>
+      </w:r>
+      <w:r>
+        <w:t xml:space="preserve"> </w:t>
+      </w:r>
+      <w:r>
+        <w:t xml:space="preserve">“</w:t>
+      </w:r>
+      <w:r>
+        <w:t xml:space="preserve">It’s not the title either. I’ve learned a lot here, and I’m grateful for that. But I want to build something of my own, and if I don’t try now, I never will.</w:t>
+      </w:r>
+      <w:r>
+        <w:t xml:space="preserve">”</w:t>
+      </w:r>
+    </w:p>
+    <w:tbl>
+      <w:tblPr>
+        <w:tblStyle w:val="Table"/>
+        <w:tblW w:type="pct" w:w="5000"/>
+        <w:tblLook w:firstRow="1" w:lastRow="0" w:firstColumn="0" w:lastColumn="0" w:noHBand="0" w:noVBand="0" w:val="0020"/>
+        <w:jc w:val="start"/>
+      </w:tblPr>
+      <w:tblGrid>
+        <w:gridCol w:w="2640"/>
+        <w:gridCol w:w="2640"/>
+        <w:gridCol w:w="2640"/>
+      </w:tblGrid>
+      <w:tr>
+        <w:trPr>
+          <w:tblHeader w:val="true"/>
+        </w:trPr>
+        <w:tc>
+          <w:tcPr/>
+          <w:p>
+            <w:pPr>
+              <w:pStyle w:val="Compact"/>
+              <w:jc w:val="left"/>
+            </w:pPr>
+            <w:r>
+              <w:t xml:space="preserve">구조</w:t>
+            </w:r>
+          </w:p>
+        </w:tc>
+        <w:tc>
+          <w:tcPr/>
+          <w:p>
+            <w:pPr>
+              <w:pStyle w:val="Compact"/>
+              <w:jc w:val="left"/>
+            </w:pPr>
+            <w:r>
+              <w:t xml:space="preserve">영어</w:t>
+            </w:r>
+          </w:p>
+        </w:tc>
+        <w:tc>
+          <w:tcPr/>
+          <w:p>
+            <w:pPr>
+              <w:pStyle w:val="Compact"/>
+              <w:jc w:val="left"/>
+            </w:pPr>
+            <w:r>
+              <w:t xml:space="preserve">기능</w:t>
+            </w:r>
+          </w:p>
+        </w:tc>
+      </w:tr>
+      <w:tr>
+        <w:tc>
+          <w:tcPr/>
+          <w:p>
+            <w:pPr>
+              <w:pStyle w:val="Compact"/>
+              <w:jc w:val="left"/>
+            </w:pPr>
+            <w:r>
+              <w:t xml:space="preserve">① 부정(오해 정리)</w:t>
+            </w:r>
+          </w:p>
+        </w:tc>
+        <w:tc>
+          <w:tcPr/>
+          <w:p>
+            <w:pPr>
+              <w:pStyle w:val="Compact"/>
+              <w:jc w:val="left"/>
+            </w:pPr>
+            <w:r>
+              <w:t xml:space="preserve">It’s not the title either.</w:t>
+            </w:r>
+          </w:p>
+        </w:tc>
+        <w:tc>
+          <w:tcPr/>
+          <w:p>
+            <w:pPr>
+              <w:pStyle w:val="Compact"/>
+              <w:jc w:val="left"/>
+            </w:pPr>
+            <w:r>
+              <w:t xml:space="preserve">상대가 짐작한 이유를 먼저 지워 대화를 정리</w:t>
+            </w:r>
+          </w:p>
+        </w:tc>
+      </w:tr>
+      <w:tr>
+        <w:tc>
+          <w:tcPr/>
+          <w:p>
+            <w:pPr>
+              <w:pStyle w:val="Compact"/>
+              <w:jc w:val="left"/>
+            </w:pPr>
+            <w:r>
+              <w:t xml:space="preserve">② 감사(관계 유지)</w:t>
+            </w:r>
+          </w:p>
+        </w:tc>
+        <w:tc>
+          <w:tcPr/>
+          <w:p>
+            <w:pPr>
+              <w:pStyle w:val="Compact"/>
+              <w:jc w:val="left"/>
+            </w:pPr>
+            <w:r>
+              <w:t xml:space="preserve">I’ve learned a lot here, and I’m grateful for that.</w:t>
+            </w:r>
+          </w:p>
+        </w:tc>
+        <w:tc>
+          <w:tcPr/>
+          <w:p>
+            <w:pPr>
+              <w:pStyle w:val="Compact"/>
+              <w:jc w:val="left"/>
+            </w:pPr>
+            <w:r>
+              <w:t xml:space="preserve">떠나는 쪽이 회사에 대한 존중을 표현</w:t>
+            </w:r>
+          </w:p>
+        </w:tc>
+      </w:tr>
+      <w:tr>
+        <w:tc>
+          <w:tcPr/>
+          <w:p>
+            <w:pPr>
+              <w:pStyle w:val="Compact"/>
+              <w:jc w:val="left"/>
+            </w:pPr>
+            <w:r>
+              <w:t xml:space="preserve">③ 진짜 이유</w:t>
+            </w:r>
+          </w:p>
+        </w:tc>
+        <w:tc>
+          <w:tcPr/>
+          <w:p>
+            <w:pPr>
+              <w:pStyle w:val="Compact"/>
+              <w:jc w:val="left"/>
+            </w:pPr>
+            <w:r>
+              <w:t xml:space="preserve">But I want to build something of my own,</w:t>
+            </w:r>
+          </w:p>
+        </w:tc>
+        <w:tc>
+          <w:tcPr/>
+          <w:p>
+            <w:pPr>
+              <w:pStyle w:val="Compact"/>
+              <w:jc w:val="left"/>
+            </w:pPr>
+            <w:r>
+              <w:t xml:space="preserve">“</w:t>
+            </w:r>
+            <w:r>
+              <w:t xml:space="preserve">But</w:t>
+            </w:r>
+            <w:r>
+              <w:t xml:space="preserve">”</w:t>
+            </w:r>
+            <w:r>
+              <w:t xml:space="preserve">으로 전환해 핵심 동기를 밝힘</w:t>
+            </w:r>
+          </w:p>
+        </w:tc>
+      </w:tr>
+      <w:tr>
+        <w:tc>
+          <w:tcPr/>
+          <w:p>
+            <w:pPr>
+              <w:pStyle w:val="Compact"/>
+              <w:jc w:val="left"/>
+            </w:pPr>
+            <w:r>
+              <w:t xml:space="preserve">④ 긴급성(조건문)</w:t>
+            </w:r>
+          </w:p>
+        </w:tc>
+        <w:tc>
+          <w:tcPr/>
+          <w:p>
+            <w:pPr>
+              <w:pStyle w:val="Compact"/>
+              <w:jc w:val="left"/>
+            </w:pPr>
+            <w:r>
+              <w:t xml:space="preserve">and if I don’t try now, I never will.</w:t>
+            </w:r>
+          </w:p>
+        </w:tc>
+        <w:tc>
+          <w:tcPr/>
+          <w:p>
+            <w:pPr>
+              <w:pStyle w:val="Compact"/>
+              <w:jc w:val="left"/>
+            </w:pPr>
+            <w:r>
+              <w:t xml:space="preserve">“</w:t>
+            </w:r>
+            <w:r>
+              <w:t xml:space="preserve">if… never</w:t>
+            </w:r>
+            <w:r>
+              <w:t xml:space="preserve">”</w:t>
+            </w:r>
+            <w:r>
+              <w:t xml:space="preserve">로 지금이어야 하는 이유를 강조</w:t>
+            </w:r>
+          </w:p>
+        </w:tc>
+      </w:tr>
+    </w:tbl>
+    <w:p>
+      <w:pPr>
+        <w:pStyle w:val="BodyText"/>
+      </w:pPr>
+      <w:r>
+        <w:rPr>
+          <w:bCs/>
+          <w:b/>
+        </w:rPr>
+        <w:t xml:space="preserve">활용 패턴:</w:t>
+      </w:r>
+      <w:r>
+        <w:t xml:space="preserve"> </w:t>
+      </w:r>
+      <w:r>
+        <w:t xml:space="preserve">“</w:t>
+      </w:r>
+      <w:r>
+        <w:t xml:space="preserve">It’s not A.</w:t>
+      </w:r>
+      <w:r>
+        <w:t xml:space="preserve">”</w:t>
+      </w:r>
+      <w:r>
+        <w:t xml:space="preserve"> </w:t>
+      </w:r>
+      <w:r>
+        <w:t xml:space="preserve">→ 감사 →</w:t>
+      </w:r>
+      <w:r>
+        <w:t xml:space="preserve"> </w:t>
+      </w:r>
+      <w:r>
+        <w:t xml:space="preserve">“</w:t>
+      </w:r>
+      <w:r>
+        <w:t xml:space="preserve">But I want…</w:t>
+      </w:r>
+      <w:r>
+        <w:t xml:space="preserve">”</w:t>
+      </w:r>
+      <w:r>
+        <w:t xml:space="preserve"> </w:t>
+      </w:r>
+      <w:r>
+        <w:t xml:space="preserve">→</w:t>
+      </w:r>
+      <w:r>
+        <w:t xml:space="preserve"> </w:t>
+      </w:r>
+      <w:r>
+        <w:t xml:space="preserve">“</w:t>
+      </w:r>
+      <w:r>
+        <w:t xml:space="preserve">if I don’t… now, I never will.</w:t>
+      </w:r>
+      <w:r>
+        <w:t xml:space="preserve">”</w:t>
+      </w:r>
+      <w:r>
+        <w:t xml:space="preserve"> </w:t>
+      </w:r>
+      <w:r>
+        <w:rPr>
+          <w:bCs/>
+          <w:b/>
+        </w:rPr>
+        <w:t xml:space="preserve">연결 표현:</w:t>
+      </w:r>
+      <w:r>
+        <w:t xml:space="preserve"> </w:t>
+      </w:r>
+      <w:r>
+        <w:t xml:space="preserve">either(~도 아니다) · I’m grateful for that(그 점은 감사하다) · if I don’t try now(지금 시도하지 않으면)</w:t>
+      </w:r>
+      <w:r>
+        <w:t xml:space="preserve"> </w:t>
+      </w:r>
+      <w:r>
+        <w:rPr>
+          <w:bCs/>
+          <w:b/>
+        </w:rPr>
+        <w:t xml:space="preserve">연습:</w:t>
+      </w:r>
+      <w:r>
+        <w:t xml:space="preserve"> </w:t>
+      </w:r>
+      <w:r>
+        <w:t xml:space="preserve">연봉 인상으로 붙잡는 상사에게 퇴사 이유를 같은 구조로 30단어 안팎으로 말해 보기.</w:t>
+      </w:r>
+    </w:p>
     <w:bookmarkEnd w:id="30"/>
     <w:bookmarkEnd w:id="31"/>
+    <w:bookmarkEnd w:id="32"/>
     <w:sectPr/>
   </w:body>
 </w:document>

--- a/대본/1부/03화_The_Non-Compete.docx
+++ b/대본/1부/03화_The_Non-Compete.docx
@@ -2,7 +2,7 @@
 <file path=word/document.xml><?xml version="1.0" encoding="utf-8"?>
 <w:document xmlns:w="http://schemas.openxmlformats.org/wordprocessingml/2006/main" xmlns:m="http://schemas.openxmlformats.org/officeDocument/2006/math" xmlns:r="http://schemas.openxmlformats.org/officeDocument/2006/relationships" xmlns:o="urn:schemas-microsoft-com:office:office" xmlns:v="urn:schemas-microsoft-com:vml" xmlns:w10="urn:schemas-microsoft-com:office:word" xmlns:a="http://schemas.openxmlformats.org/drawingml/2006/main" xmlns:pic="http://schemas.openxmlformats.org/drawingml/2006/picture" xmlns:wp="http://schemas.openxmlformats.org/drawingml/2006/wordprocessingDrawing">
   <w:body>
-    <w:bookmarkStart w:id="32" w:name="ship-it-1부-3화"/>
+    <w:bookmarkStart w:id="38" w:name="ship-it-1부-3화"/>
     <w:p>
       <w:pPr>
         <w:pStyle w:val="Heading1"/>
@@ -132,326 +132,158 @@
     </w:p>
     <w:p>
       <w:pPr>
-        <w:numPr>
-          <w:ilvl w:val="0"/>
-          <w:numId w:val="1001"/>
-        </w:numPr>
+        <w:pStyle w:val="FirstParagraph"/>
       </w:pPr>
       <w:r>
         <w:t xml:space="preserve">TOM: Noah! Come in, come in. Did you see the Q3 numbers?</w:t>
       </w:r>
+    </w:p>
+    <w:p>
+      <w:pPr>
+        <w:pStyle w:val="BodyText"/>
+      </w:pPr>
+      <w:r>
+        <w:t xml:space="preserve">NOAH: Not yet. Good morning, Tom.</w:t>
+      </w:r>
+    </w:p>
+    <w:p>
+      <w:pPr>
+        <w:pStyle w:val="BodyText"/>
+      </w:pPr>
+      <w:r>
+        <w:t xml:space="preserve">TOM: Lumaderm is up eighteen percent. Your campaign did that, Noah. The board noticed, the sales team noticed, and honestly, I noticed too. That’s why I wanted to see you first thing.</w:t>
+      </w:r>
+    </w:p>
+    <w:p>
+      <w:pPr>
+        <w:pStyle w:val="BodyText"/>
+      </w:pPr>
+      <w:r>
+        <w:t xml:space="preserve">NOAH: That’s great news. The whole team worked hard.</w:t>
+      </w:r>
+    </w:p>
+    <w:p>
+      <w:pPr>
+        <w:pStyle w:val="BodyText"/>
+      </w:pPr>
+      <w:r>
+        <w:t xml:space="preserve">TOM: Modest as always.</w:t>
+      </w:r>
       <w:r>
         <w:t xml:space="preserve"> </w:t>
       </w:r>
       <w:r>
-        <w:t xml:space="preserve">톰: 노아! 들어와, 들어와. 3분기 실적 봤어?</w:t>
-      </w:r>
-    </w:p>
-    <w:p>
-      <w:pPr>
-        <w:numPr>
-          <w:ilvl w:val="0"/>
-          <w:numId w:val="1001"/>
-        </w:numPr>
-      </w:pPr>
-      <w:r>
-        <w:t xml:space="preserve">NOAH: Not yet. Good morning, Tom.</w:t>
+        <w:t xml:space="preserve">“</w:t>
+      </w:r>
+      <w:r>
+        <w:t xml:space="preserve">Results that stay.</w:t>
+      </w:r>
+      <w:r>
+        <w:t xml:space="preserve">”</w:t>
       </w:r>
       <w:r>
         <w:t xml:space="preserve"> </w:t>
       </w:r>
       <w:r>
-        <w:t xml:space="preserve">노아: 아직요. 좋은 아침입니다, 톰.</w:t>
-      </w:r>
-    </w:p>
-    <w:p>
-      <w:pPr>
-        <w:numPr>
-          <w:ilvl w:val="0"/>
-          <w:numId w:val="1001"/>
-        </w:numPr>
-      </w:pPr>
-      <w:r>
-        <w:t xml:space="preserve">TOM: Lumaderm is up eighteen percent. Your campaign did that, Noah. The board noticed, the sales team noticed, and honestly, I noticed too. That’s why I wanted to see you first thing.</w:t>
+        <w:t xml:space="preserve">Best slogan we’ve ever had.</w:t>
+      </w:r>
+    </w:p>
+    <w:p>
+      <w:pPr>
+        <w:pStyle w:val="BodyText"/>
+      </w:pPr>
+      <w:r>
+        <w:t xml:space="preserve">NOAH: Thanks. Tom, do you have a few minutes?</w:t>
+      </w:r>
+    </w:p>
+    <w:p>
+      <w:pPr>
+        <w:pStyle w:val="BodyText"/>
+      </w:pPr>
+      <w:r>
+        <w:t xml:space="preserve">TOM: For you? Always. But first, big news. Sit down.</w:t>
+      </w:r>
+    </w:p>
+    <w:p>
+      <w:pPr>
+        <w:pStyle w:val="BodyText"/>
+      </w:pPr>
+      <w:r>
+        <w:t xml:space="preserve">NOAH: Okay.</w:t>
+      </w:r>
+    </w:p>
+    <w:p>
+      <w:pPr>
+        <w:pStyle w:val="BodyText"/>
+      </w:pPr>
+      <w:r>
+        <w:t xml:space="preserve">TOM: We’re launching Lumaderm Lips next spring. I want you to lead it.</w:t>
+      </w:r>
+    </w:p>
+    <w:p>
+      <w:pPr>
+        <w:pStyle w:val="BodyText"/>
+      </w:pPr>
+      <w:r>
+        <w:t xml:space="preserve">NOAH: Lumaderm Lips. That’s… a big project.</w:t>
+      </w:r>
+    </w:p>
+    <w:p>
+      <w:pPr>
+        <w:pStyle w:val="BodyText"/>
+      </w:pPr>
+      <w:r>
+        <w:t xml:space="preserve">TOM: The biggest. It comes with a promotion. Director of Marketing.</w:t>
+      </w:r>
+    </w:p>
+    <w:p>
+      <w:pPr>
+        <w:pStyle w:val="BodyText"/>
+      </w:pPr>
+      <w:r>
+        <w:t xml:space="preserve">NOAH: Tom, I appreciate that. I really do.</w:t>
+      </w:r>
+    </w:p>
+    <w:p>
+      <w:pPr>
+        <w:pStyle w:val="BodyText"/>
+      </w:pPr>
+      <w:r>
+        <w:t xml:space="preserve">TOM: But? I hear a</w:t>
       </w:r>
       <w:r>
         <w:t xml:space="preserve"> </w:t>
       </w:r>
       <w:r>
-        <w:t xml:space="preserve">톰: 루마덤이 18퍼센트 올랐어. 자네 캠페인 덕분이야, 노아. 이사회도 알아챘고, 영업팀도 알아챘고, 솔직히 나도 알아챘지. 그래서 아침 일찍 자네를 보고 싶었던 거야.</w:t>
-      </w:r>
-    </w:p>
-    <w:p>
-      <w:pPr>
-        <w:numPr>
-          <w:ilvl w:val="0"/>
-          <w:numId w:val="1001"/>
-        </w:numPr>
-      </w:pPr>
-      <w:r>
-        <w:t xml:space="preserve">NOAH: That’s great news. The whole team worked hard.</w:t>
+        <w:t xml:space="preserve">“</w:t>
+      </w:r>
+      <w:r>
+        <w:t xml:space="preserve">but</w:t>
+      </w:r>
+      <w:r>
+        <w:t xml:space="preserve">”</w:t>
       </w:r>
       <w:r>
         <w:t xml:space="preserve"> </w:t>
       </w:r>
       <w:r>
-        <w:t xml:space="preserve">노아: 좋은 소식이네요. 팀 전체가 열심히 했죠.</w:t>
-      </w:r>
-    </w:p>
-    <w:p>
-      <w:pPr>
-        <w:numPr>
-          <w:ilvl w:val="0"/>
-          <w:numId w:val="1001"/>
-        </w:numPr>
-      </w:pPr>
-      <w:r>
-        <w:t xml:space="preserve">TOM: Modest as always.</w:t>
-      </w:r>
-      <w:r>
-        <w:t xml:space="preserve"> </w:t>
-      </w:r>
-      <w:r>
-        <w:t xml:space="preserve">“</w:t>
-      </w:r>
-      <w:r>
-        <w:t xml:space="preserve">Results that stay.</w:t>
-      </w:r>
-      <w:r>
-        <w:t xml:space="preserve">”</w:t>
-      </w:r>
-      <w:r>
-        <w:t xml:space="preserve"> </w:t>
-      </w:r>
-      <w:r>
-        <w:t xml:space="preserve">Best slogan we’ve ever had.</w:t>
-      </w:r>
-      <w:r>
-        <w:t xml:space="preserve"> </w:t>
-      </w:r>
-      <w:r>
-        <w:t xml:space="preserve">톰: 여전히 겸손하군.</w:t>
-      </w:r>
-      <w:r>
-        <w:t xml:space="preserve"> </w:t>
-      </w:r>
-      <w:r>
-        <w:t xml:space="preserve">“</w:t>
-      </w:r>
-      <w:r>
-        <w:t xml:space="preserve">머무는 결과.</w:t>
-      </w:r>
-      <w:r>
-        <w:t xml:space="preserve">”</w:t>
-      </w:r>
-      <w:r>
-        <w:t xml:space="preserve"> </w:t>
-      </w:r>
-      <w:r>
-        <w:t xml:space="preserve">우리 역사상 최고의 슬로건이야.</w:t>
-      </w:r>
-    </w:p>
-    <w:p>
-      <w:pPr>
-        <w:numPr>
-          <w:ilvl w:val="0"/>
-          <w:numId w:val="1001"/>
-        </w:numPr>
-      </w:pPr>
-      <w:r>
-        <w:t xml:space="preserve">NOAH: Thanks. Tom, do you have a few minutes?</w:t>
-      </w:r>
-      <w:r>
-        <w:t xml:space="preserve"> </w:t>
-      </w:r>
-      <w:r>
-        <w:t xml:space="preserve">노아: 감사합니다. 톰, 잠깐 시간 괜찮으세요?</w:t>
-      </w:r>
-    </w:p>
-    <w:p>
-      <w:pPr>
-        <w:numPr>
-          <w:ilvl w:val="0"/>
-          <w:numId w:val="1001"/>
-        </w:numPr>
-      </w:pPr>
-      <w:r>
-        <w:t xml:space="preserve">TOM: For you? Always. But first, big news. Sit down.</w:t>
-      </w:r>
-      <w:r>
-        <w:t xml:space="preserve"> </w:t>
-      </w:r>
-      <w:r>
-        <w:t xml:space="preserve">톰: 자네라면? 언제든. 근데 먼저 큰 소식이 있어. 앉아.</w:t>
-      </w:r>
-    </w:p>
-    <w:p>
-      <w:pPr>
-        <w:numPr>
-          <w:ilvl w:val="0"/>
-          <w:numId w:val="1001"/>
-        </w:numPr>
-      </w:pPr>
-      <w:r>
-        <w:t xml:space="preserve">NOAH: Okay.</w:t>
-      </w:r>
-      <w:r>
-        <w:t xml:space="preserve"> </w:t>
-      </w:r>
-      <w:r>
-        <w:t xml:space="preserve">노아: 네.</w:t>
-      </w:r>
-    </w:p>
-    <w:p>
-      <w:pPr>
-        <w:numPr>
-          <w:ilvl w:val="0"/>
-          <w:numId w:val="1001"/>
-        </w:numPr>
-      </w:pPr>
-      <w:r>
-        <w:t xml:space="preserve">TOM: We’re launching Lumaderm Lips next spring. I want you to lead it.</w:t>
-      </w:r>
-      <w:r>
-        <w:t xml:space="preserve"> </w:t>
-      </w:r>
-      <w:r>
-        <w:t xml:space="preserve">톰: 내년 봄에 루마덤 립스를 출시해. 자네가 맡아 줬으면 해.</w:t>
-      </w:r>
-    </w:p>
-    <w:p>
-      <w:pPr>
-        <w:numPr>
-          <w:ilvl w:val="0"/>
-          <w:numId w:val="1001"/>
-        </w:numPr>
-      </w:pPr>
-      <w:r>
-        <w:t xml:space="preserve">NOAH: Lumaderm Lips. That’s… a big project.</w:t>
-      </w:r>
-      <w:r>
-        <w:t xml:space="preserve"> </w:t>
-      </w:r>
-      <w:r>
-        <w:t xml:space="preserve">노아: 루마덤 립스요. 그거… 큰 프로젝트네요.</w:t>
-      </w:r>
-    </w:p>
-    <w:p>
-      <w:pPr>
-        <w:numPr>
-          <w:ilvl w:val="0"/>
-          <w:numId w:val="1001"/>
-        </w:numPr>
-      </w:pPr>
-      <w:r>
-        <w:t xml:space="preserve">TOM: The biggest. It comes with a promotion. Director of Marketing.</w:t>
-      </w:r>
-      <w:r>
-        <w:t xml:space="preserve"> </w:t>
-      </w:r>
-      <w:r>
-        <w:t xml:space="preserve">톰: 제일 크지. 승진도 따라와. 마케팅 디렉터.</w:t>
-      </w:r>
-    </w:p>
-    <w:p>
-      <w:pPr>
-        <w:numPr>
-          <w:ilvl w:val="0"/>
-          <w:numId w:val="1001"/>
-        </w:numPr>
-      </w:pPr>
-      <w:r>
-        <w:t xml:space="preserve">NOAH: Tom, I appreciate that. I really do.</w:t>
-      </w:r>
-      <w:r>
-        <w:t xml:space="preserve"> </w:t>
-      </w:r>
-      <w:r>
-        <w:t xml:space="preserve">노아: 톰, 감사합니다. 진심으로요.</w:t>
-      </w:r>
-    </w:p>
-    <w:p>
-      <w:pPr>
-        <w:numPr>
-          <w:ilvl w:val="0"/>
-          <w:numId w:val="1001"/>
-        </w:numPr>
-      </w:pPr>
-      <w:r>
-        <w:t xml:space="preserve">TOM: But? I hear a</w:t>
-      </w:r>
-      <w:r>
-        <w:t xml:space="preserve"> </w:t>
-      </w:r>
-      <w:r>
-        <w:t xml:space="preserve">“</w:t>
-      </w:r>
-      <w:r>
-        <w:t xml:space="preserve">but</w:t>
-      </w:r>
-      <w:r>
-        <w:t xml:space="preserve">”</w:t>
-      </w:r>
-      <w:r>
-        <w:t xml:space="preserve"> </w:t>
-      </w:r>
-      <w:r>
         <w:t xml:space="preserve">coming.</w:t>
       </w:r>
-      <w:r>
-        <w:t xml:space="preserve"> </w:t>
-      </w:r>
-      <w:r>
-        <w:t xml:space="preserve">톰: 근데?</w:t>
-      </w:r>
-      <w:r>
-        <w:t xml:space="preserve"> </w:t>
-      </w:r>
-      <w:r>
-        <w:t xml:space="preserve">“</w:t>
-      </w:r>
-      <w:r>
-        <w:t xml:space="preserve">근데</w:t>
-      </w:r>
-      <w:r>
-        <w:t xml:space="preserve">”</w:t>
-      </w:r>
-      <w:r>
-        <w:t xml:space="preserve">가 나올 것 같은데.</w:t>
-      </w:r>
-    </w:p>
-    <w:p>
-      <w:pPr>
-        <w:numPr>
-          <w:ilvl w:val="0"/>
-          <w:numId w:val="1001"/>
-        </w:numPr>
+    </w:p>
+    <w:p>
+      <w:pPr>
+        <w:pStyle w:val="BodyText"/>
       </w:pPr>
       <w:r>
         <w:t xml:space="preserve">NOAH: But that’s actually what I need to talk to you about.</w:t>
       </w:r>
-      <w:r>
-        <w:t xml:space="preserve"> </w:t>
-      </w:r>
-      <w:r>
-        <w:t xml:space="preserve">노아: 근데 제가 드릴 말씀이 바로 그거예요.</w:t>
-      </w:r>
-    </w:p>
-    <w:p>
-      <w:pPr>
-        <w:numPr>
-          <w:ilvl w:val="0"/>
-          <w:numId w:val="1001"/>
-        </w:numPr>
+    </w:p>
+    <w:p>
+      <w:pPr>
+        <w:pStyle w:val="BodyText"/>
       </w:pPr>
       <w:r>
         <w:t xml:space="preserve">TOM: All right. The floor is yours.</w:t>
-      </w:r>
-      <w:r>
-        <w:t xml:space="preserve"> </w:t>
-      </w:r>
-      <w:r>
-        <w:t xml:space="preserve">톰: 좋아. 말해 봐.</w:t>
       </w:r>
     </w:p>
     <w:bookmarkEnd w:id="21"/>
@@ -466,630 +298,282 @@
     </w:p>
     <w:p>
       <w:pPr>
-        <w:numPr>
-          <w:ilvl w:val="0"/>
-          <w:numId w:val="1002"/>
-        </w:numPr>
+        <w:pStyle w:val="FirstParagraph"/>
       </w:pPr>
       <w:r>
         <w:t xml:space="preserve">NOAH: I’ve decided to move on. I’m leaving Halvern.</w:t>
       </w:r>
-      <w:r>
-        <w:t xml:space="preserve"> </w:t>
-      </w:r>
-      <w:r>
-        <w:t xml:space="preserve">노아: 다른 길을 가기로 했습니다. 할번을 떠나려고요.</w:t>
-      </w:r>
-    </w:p>
-    <w:p>
-      <w:pPr>
-        <w:numPr>
-          <w:ilvl w:val="0"/>
-          <w:numId w:val="1002"/>
-        </w:numPr>
+    </w:p>
+    <w:p>
+      <w:pPr>
+        <w:pStyle w:val="BodyText"/>
       </w:pPr>
       <w:r>
         <w:t xml:space="preserve">TOM: You’re what? Noah, you just had your best quarter.</w:t>
       </w:r>
-      <w:r>
-        <w:t xml:space="preserve"> </w:t>
-      </w:r>
-      <w:r>
-        <w:t xml:space="preserve">톰: 뭐라고? 노아, 이제 막 최고의 분기를 보냈잖아.</w:t>
-      </w:r>
-    </w:p>
-    <w:p>
-      <w:pPr>
-        <w:numPr>
-          <w:ilvl w:val="0"/>
-          <w:numId w:val="1002"/>
-        </w:numPr>
+    </w:p>
+    <w:p>
+      <w:pPr>
+        <w:pStyle w:val="BodyText"/>
       </w:pPr>
       <w:r>
         <w:t xml:space="preserve">NOAH: I know. This wasn’t an easy decision.</w:t>
       </w:r>
-      <w:r>
-        <w:t xml:space="preserve"> </w:t>
-      </w:r>
-      <w:r>
-        <w:t xml:space="preserve">노아: 알아요. 쉬운 결정이 아니었어요.</w:t>
-      </w:r>
-    </w:p>
-    <w:p>
-      <w:pPr>
-        <w:numPr>
-          <w:ilvl w:val="0"/>
-          <w:numId w:val="1002"/>
-        </w:numPr>
+    </w:p>
+    <w:p>
+      <w:pPr>
+        <w:pStyle w:val="BodyText"/>
       </w:pPr>
       <w:r>
         <w:t xml:space="preserve">TOM: Is it money? Because we can fix money.</w:t>
       </w:r>
-      <w:r>
-        <w:t xml:space="preserve"> </w:t>
-      </w:r>
-      <w:r>
-        <w:t xml:space="preserve">톰: 돈 때문이야? 돈이라면 해결할 수 있어.</w:t>
-      </w:r>
-    </w:p>
-    <w:p>
-      <w:pPr>
-        <w:numPr>
-          <w:ilvl w:val="0"/>
-          <w:numId w:val="1002"/>
-        </w:numPr>
+    </w:p>
+    <w:p>
+      <w:pPr>
+        <w:pStyle w:val="BodyText"/>
       </w:pPr>
       <w:r>
         <w:t xml:space="preserve">NOAH: It’s not about money.</w:t>
       </w:r>
-      <w:r>
-        <w:t xml:space="preserve"> </w:t>
-      </w:r>
-      <w:r>
-        <w:t xml:space="preserve">노아: 돈 문제가 아니에요.</w:t>
-      </w:r>
-    </w:p>
-    <w:p>
-      <w:pPr>
-        <w:numPr>
-          <w:ilvl w:val="0"/>
-          <w:numId w:val="1002"/>
-        </w:numPr>
+    </w:p>
+    <w:p>
+      <w:pPr>
+        <w:pStyle w:val="BodyText"/>
       </w:pPr>
       <w:r>
         <w:t xml:space="preserve">TOM: Then is it the title? Director is on the table today.</w:t>
       </w:r>
-      <w:r>
-        <w:t xml:space="preserve"> </w:t>
-      </w:r>
-      <w:r>
-        <w:t xml:space="preserve">톰: 그럼 직함이야? 디렉터 자리는 오늘이라도 줄 수 있어.</w:t>
-      </w:r>
-    </w:p>
-    <w:p>
-      <w:pPr>
-        <w:numPr>
-          <w:ilvl w:val="0"/>
-          <w:numId w:val="1002"/>
-        </w:numPr>
+    </w:p>
+    <w:p>
+      <w:pPr>
+        <w:pStyle w:val="BodyText"/>
       </w:pPr>
       <w:r>
         <w:t xml:space="preserve">NOAH: It’s not the title either. I’ve learned a lot here, and I’m grateful for that. But I want to build something of my own, and if I don’t try now, I never will.</w:t>
       </w:r>
-      <w:r>
-        <w:t xml:space="preserve"> </w:t>
-      </w:r>
-      <w:r>
-        <w:t xml:space="preserve">노아: 직함도 아니에요. 여기서 많이 배웠고, 그건 감사하게 생각해요. 하지만 제 걸 직접 만들어 보고 싶어요. 지금 시도하지 않으면 영영 못 할 것 같아요.</w:t>
-      </w:r>
-    </w:p>
-    <w:p>
-      <w:pPr>
-        <w:numPr>
-          <w:ilvl w:val="0"/>
-          <w:numId w:val="1002"/>
-        </w:numPr>
+    </w:p>
+    <w:p>
+      <w:pPr>
+        <w:pStyle w:val="BodyText"/>
       </w:pPr>
       <w:r>
         <w:t xml:space="preserve">TOM: Ah. A startup. Everybody wants a startup these days.</w:t>
       </w:r>
-      <w:r>
-        <w:t xml:space="preserve"> </w:t>
-      </w:r>
-      <w:r>
-        <w:t xml:space="preserve">톰: 아. 스타트업. 요즘은 다들 스타트업 하고 싶어 하지.</w:t>
-      </w:r>
-    </w:p>
-    <w:p>
-      <w:pPr>
-        <w:numPr>
-          <w:ilvl w:val="0"/>
-          <w:numId w:val="1002"/>
-        </w:numPr>
+    </w:p>
+    <w:p>
+      <w:pPr>
+        <w:pStyle w:val="BodyText"/>
       </w:pPr>
       <w:r>
         <w:t xml:space="preserve">NOAH: Maybe. But I’ve thought about this carefully.</w:t>
       </w:r>
-      <w:r>
-        <w:t xml:space="preserve"> </w:t>
-      </w:r>
-      <w:r>
-        <w:t xml:space="preserve">노아: 그럴지도요. 하지만 저는 신중하게 생각했어요.</w:t>
-      </w:r>
-    </w:p>
-    <w:p>
-      <w:pPr>
-        <w:numPr>
-          <w:ilvl w:val="0"/>
-          <w:numId w:val="1002"/>
-        </w:numPr>
+    </w:p>
+    <w:p>
+      <w:pPr>
+        <w:pStyle w:val="BodyText"/>
       </w:pPr>
       <w:r>
         <w:t xml:space="preserve">TOM: Since when? You seemed happy last Friday.</w:t>
       </w:r>
-      <w:r>
-        <w:t xml:space="preserve"> </w:t>
-      </w:r>
-      <w:r>
-        <w:t xml:space="preserve">톰: 언제부터? 지난 금요일엔 행복해 보였는데.</w:t>
-      </w:r>
-    </w:p>
-    <w:p>
-      <w:pPr>
-        <w:numPr>
-          <w:ilvl w:val="0"/>
-          <w:numId w:val="1002"/>
-        </w:numPr>
+    </w:p>
+    <w:p>
+      <w:pPr>
+        <w:pStyle w:val="BodyText"/>
       </w:pPr>
       <w:r>
         <w:t xml:space="preserve">NOAH: Last Friday night, actually. Something happened.</w:t>
       </w:r>
-      <w:r>
-        <w:t xml:space="preserve"> </w:t>
-      </w:r>
-      <w:r>
-        <w:t xml:space="preserve">노아: 사실 지난 금요일 밤부터요. 일이 좀 있었어요.</w:t>
-      </w:r>
-    </w:p>
-    <w:p>
-      <w:pPr>
-        <w:numPr>
-          <w:ilvl w:val="0"/>
-          <w:numId w:val="1002"/>
-        </w:numPr>
+    </w:p>
+    <w:p>
+      <w:pPr>
+        <w:pStyle w:val="BodyText"/>
       </w:pPr>
       <w:r>
         <w:t xml:space="preserve">TOM: What happened?</w:t>
       </w:r>
-      <w:r>
-        <w:t xml:space="preserve"> </w:t>
-      </w:r>
-      <w:r>
-        <w:t xml:space="preserve">톰: 무슨 일이 있었는데?</w:t>
-      </w:r>
-    </w:p>
-    <w:p>
-      <w:pPr>
-        <w:numPr>
-          <w:ilvl w:val="0"/>
-          <w:numId w:val="1002"/>
-        </w:numPr>
+    </w:p>
+    <w:p>
+      <w:pPr>
+        <w:pStyle w:val="BodyText"/>
       </w:pPr>
       <w:r>
         <w:t xml:space="preserve">NOAH: My sister got filler at a med spa. She had a vascular occlusion.</w:t>
       </w:r>
-      <w:r>
-        <w:t xml:space="preserve"> </w:t>
-      </w:r>
-      <w:r>
-        <w:t xml:space="preserve">노아: 제 동생이 메디스파에서 필러를 맞았어요. 혈관 폐색이 왔고요.</w:t>
-      </w:r>
-    </w:p>
-    <w:p>
-      <w:pPr>
-        <w:numPr>
-          <w:ilvl w:val="0"/>
-          <w:numId w:val="1002"/>
-        </w:numPr>
+    </w:p>
+    <w:p>
+      <w:pPr>
+        <w:pStyle w:val="BodyText"/>
       </w:pPr>
       <w:r>
         <w:t xml:space="preserve">TOM: I’m sorry to hear that. Is she all right?</w:t>
       </w:r>
-      <w:r>
-        <w:t xml:space="preserve"> </w:t>
-      </w:r>
-      <w:r>
-        <w:t xml:space="preserve">톰: 안됐군. 동생은 괜찮아?</w:t>
-      </w:r>
-    </w:p>
-    <w:p>
-      <w:pPr>
-        <w:numPr>
-          <w:ilvl w:val="0"/>
-          <w:numId w:val="1002"/>
-        </w:numPr>
+    </w:p>
+    <w:p>
+      <w:pPr>
+        <w:pStyle w:val="BodyText"/>
       </w:pPr>
       <w:r>
         <w:t xml:space="preserve">NOAH: She’ll be fine. The filler was Lumaderm Volume, Tom.</w:t>
       </w:r>
-      <w:r>
-        <w:t xml:space="preserve"> </w:t>
-      </w:r>
-      <w:r>
-        <w:t xml:space="preserve">노아: 괜찮을 거예요. 그 필러가 루마덤 볼륨이었어요, 톰.</w:t>
-      </w:r>
-    </w:p>
-    <w:p>
-      <w:pPr>
-        <w:numPr>
-          <w:ilvl w:val="0"/>
-          <w:numId w:val="1002"/>
-        </w:numPr>
+    </w:p>
+    <w:p>
+      <w:pPr>
+        <w:pStyle w:val="BodyText"/>
       </w:pPr>
       <w:r>
         <w:t xml:space="preserve">TOM: I see. Was the injector trained?</w:t>
       </w:r>
-      <w:r>
-        <w:t xml:space="preserve"> </w:t>
-      </w:r>
-      <w:r>
-        <w:t xml:space="preserve">톰: 그렇군. 시술자는 교육받은 사람이었고?</w:t>
-      </w:r>
-    </w:p>
-    <w:p>
-      <w:pPr>
-        <w:numPr>
-          <w:ilvl w:val="0"/>
-          <w:numId w:val="1002"/>
-        </w:numPr>
+    </w:p>
+    <w:p>
+      <w:pPr>
+        <w:pStyle w:val="BodyText"/>
       </w:pPr>
       <w:r>
         <w:t xml:space="preserve">NOAH: No. A cheap med spa. Instagram deal.</w:t>
       </w:r>
-      <w:r>
-        <w:t xml:space="preserve"> </w:t>
-      </w:r>
-      <w:r>
-        <w:t xml:space="preserve">노아: 아니요. 싸구려 메디스파였어요. 인스타그램 특가.</w:t>
-      </w:r>
-    </w:p>
-    <w:p>
-      <w:pPr>
-        <w:numPr>
-          <w:ilvl w:val="0"/>
-          <w:numId w:val="1002"/>
-        </w:numPr>
+    </w:p>
+    <w:p>
+      <w:pPr>
+        <w:pStyle w:val="BodyText"/>
       </w:pPr>
       <w:r>
         <w:t xml:space="preserve">TOM: Then that’s the injector’s fault, not the product’s.</w:t>
       </w:r>
-      <w:r>
-        <w:t xml:space="preserve"> </w:t>
-      </w:r>
-      <w:r>
-        <w:t xml:space="preserve">톰: 그럼 시술자 잘못이지, 제품 잘못이 아니잖아.</w:t>
-      </w:r>
-    </w:p>
-    <w:p>
-      <w:pPr>
-        <w:numPr>
-          <w:ilvl w:val="0"/>
-          <w:numId w:val="1002"/>
-        </w:numPr>
+    </w:p>
+    <w:p>
+      <w:pPr>
+        <w:pStyle w:val="BodyText"/>
       </w:pPr>
       <w:r>
         <w:t xml:space="preserve">NOAH: Maybe. But the enzyme took hours to dissolve it, Tom. I sat in that room and watched her nose change color, and all I could think was, our product did this.</w:t>
       </w:r>
-      <w:r>
-        <w:t xml:space="preserve"> </w:t>
-      </w:r>
-      <w:r>
-        <w:t xml:space="preserve">노아: 그럴 수도요. 근데 효소로 녹이는 데 몇 시간이 걸렸어요, 톰. 그 방에 앉아서 동생 코 색이 변하는 걸 지켜봤는데, 머릿속엔</w:t>
-      </w:r>
-      <w:r>
-        <w:t xml:space="preserve"> </w:t>
-      </w:r>
-      <w:r>
-        <w:t xml:space="preserve">‘</w:t>
-      </w:r>
-      <w:r>
-        <w:t xml:space="preserve">우리 제품이 이렇게 만들었구나</w:t>
-      </w:r>
-      <w:r>
-        <w:t xml:space="preserve">’</w:t>
-      </w:r>
-      <w:r>
-        <w:t xml:space="preserve"> </w:t>
-      </w:r>
-      <w:r>
-        <w:t xml:space="preserve">그 생각뿐이었어요.</w:t>
-      </w:r>
-    </w:p>
-    <w:p>
-      <w:pPr>
-        <w:numPr>
-          <w:ilvl w:val="0"/>
-          <w:numId w:val="1002"/>
-        </w:numPr>
+    </w:p>
+    <w:p>
+      <w:pPr>
+        <w:pStyle w:val="BodyText"/>
       </w:pPr>
       <w:r>
         <w:t xml:space="preserve">TOM: That’s the trade-off. Long-lasting means harder to dissolve, and every doctor who uses it knows that. It’s on the label, Noah, and our customers chose it for exactly that reason.</w:t>
       </w:r>
-      <w:r>
-        <w:t xml:space="preserve"> </w:t>
-      </w:r>
-      <w:r>
-        <w:t xml:space="preserve">톰: 그게 트레이드오프지. 오래간다는 건 녹이기 어렵다는 뜻이고, 그걸 쓰는 의사라면 다 알아. 라벨에도 있어, 노아. 그리고 고객들은 바로 그 이유 때문에 우리 제품을 고른 거야.</w:t>
-      </w:r>
-    </w:p>
-    <w:p>
-      <w:pPr>
-        <w:numPr>
-          <w:ilvl w:val="0"/>
-          <w:numId w:val="1002"/>
-        </w:numPr>
+    </w:p>
+    <w:p>
+      <w:pPr>
+        <w:pStyle w:val="BodyText"/>
       </w:pPr>
       <w:r>
         <w:t xml:space="preserve">NOAH: I know it’s on the label. I just can’t stop thinking about it.</w:t>
       </w:r>
-      <w:r>
-        <w:t xml:space="preserve"> </w:t>
-      </w:r>
-      <w:r>
-        <w:t xml:space="preserve">노아: 라벨에 있는 거 알아요. 그냥 그 생각이 머리를 떠나질 않아요.</w:t>
-      </w:r>
-    </w:p>
-    <w:p>
-      <w:pPr>
-        <w:numPr>
-          <w:ilvl w:val="0"/>
-          <w:numId w:val="1002"/>
-        </w:numPr>
+    </w:p>
+    <w:p>
+      <w:pPr>
+        <w:pStyle w:val="BodyText"/>
       </w:pPr>
       <w:r>
         <w:t xml:space="preserve">TOM: So this startup. Is it in aesthetics?</w:t>
       </w:r>
-      <w:r>
-        <w:t xml:space="preserve"> </w:t>
-      </w:r>
-      <w:r>
-        <w:t xml:space="preserve">톰: 그래서 그 스타트업. 미용 쪽이야?</w:t>
-      </w:r>
-    </w:p>
-    <w:p>
-      <w:pPr>
-        <w:numPr>
-          <w:ilvl w:val="0"/>
-          <w:numId w:val="1002"/>
-        </w:numPr>
+    </w:p>
+    <w:p>
+      <w:pPr>
+        <w:pStyle w:val="BodyText"/>
       </w:pPr>
       <w:r>
         <w:t xml:space="preserve">NOAH: I’d rather not go into details yet.</w:t>
       </w:r>
-      <w:r>
-        <w:t xml:space="preserve"> </w:t>
-      </w:r>
-      <w:r>
-        <w:t xml:space="preserve">노아: 아직은 자세히 말씀드리고 싶지 않아요.</w:t>
-      </w:r>
-    </w:p>
-    <w:p>
-      <w:pPr>
-        <w:numPr>
-          <w:ilvl w:val="0"/>
-          <w:numId w:val="1002"/>
-        </w:numPr>
+    </w:p>
+    <w:p>
+      <w:pPr>
+        <w:pStyle w:val="BodyText"/>
       </w:pPr>
       <w:r>
         <w:t xml:space="preserve">TOM: That sounds like a yes.</w:t>
       </w:r>
-      <w:r>
-        <w:t xml:space="preserve"> </w:t>
-      </w:r>
-      <w:r>
-        <w:t xml:space="preserve">톰: 그건</w:t>
-      </w:r>
-      <w:r>
-        <w:t xml:space="preserve"> </w:t>
-      </w:r>
-      <w:r>
-        <w:t xml:space="preserve">“</w:t>
-      </w:r>
-      <w:r>
-        <w:t xml:space="preserve">그렇다</w:t>
-      </w:r>
-      <w:r>
-        <w:t xml:space="preserve">”</w:t>
-      </w:r>
-      <w:r>
-        <w:t xml:space="preserve">로 들리는데.</w:t>
-      </w:r>
-    </w:p>
-    <w:p>
-      <w:pPr>
-        <w:numPr>
-          <w:ilvl w:val="0"/>
-          <w:numId w:val="1002"/>
-        </w:numPr>
+    </w:p>
+    <w:p>
+      <w:pPr>
+        <w:pStyle w:val="BodyText"/>
       </w:pPr>
       <w:r>
         <w:t xml:space="preserve">NOAH: It sounds like I’m being careful.</w:t>
       </w:r>
-      <w:r>
-        <w:t xml:space="preserve"> </w:t>
-      </w:r>
-      <w:r>
-        <w:t xml:space="preserve">노아: 제가 조심스럽다는 걸로 들으셨으면 해요.</w:t>
-      </w:r>
-    </w:p>
-    <w:p>
-      <w:pPr>
-        <w:numPr>
-          <w:ilvl w:val="0"/>
-          <w:numId w:val="1002"/>
-        </w:numPr>
+    </w:p>
+    <w:p>
+      <w:pPr>
+        <w:pStyle w:val="BodyText"/>
       </w:pPr>
       <w:r>
         <w:t xml:space="preserve">TOM: Fair. When is your last day?</w:t>
       </w:r>
-      <w:r>
-        <w:t xml:space="preserve"> </w:t>
-      </w:r>
-      <w:r>
-        <w:t xml:space="preserve">톰: 그래. 마지막 날은 언제야?</w:t>
-      </w:r>
-    </w:p>
-    <w:p>
-      <w:pPr>
-        <w:numPr>
-          <w:ilvl w:val="0"/>
-          <w:numId w:val="1002"/>
-        </w:numPr>
+    </w:p>
+    <w:p>
+      <w:pPr>
+        <w:pStyle w:val="BodyText"/>
       </w:pPr>
       <w:r>
         <w:t xml:space="preserve">NOAH: I’m giving two weeks’ notice. I’ll send it in writing today.</w:t>
       </w:r>
-      <w:r>
-        <w:t xml:space="preserve"> </w:t>
-      </w:r>
-      <w:r>
-        <w:t xml:space="preserve">노아: 2주 전에 통보드리는 거예요. 오늘 서면으로 보낼게요.</w:t>
-      </w:r>
-    </w:p>
-    <w:p>
-      <w:pPr>
-        <w:numPr>
-          <w:ilvl w:val="0"/>
-          <w:numId w:val="1002"/>
-        </w:numPr>
+    </w:p>
+    <w:p>
+      <w:pPr>
+        <w:pStyle w:val="BodyText"/>
       </w:pPr>
       <w:r>
         <w:t xml:space="preserve">TOM: And the Lumaderm Lips launch?</w:t>
       </w:r>
-      <w:r>
-        <w:t xml:space="preserve"> </w:t>
-      </w:r>
-      <w:r>
-        <w:t xml:space="preserve">톰: 루마덤 립스 출시는?</w:t>
-      </w:r>
-    </w:p>
-    <w:p>
-      <w:pPr>
-        <w:numPr>
-          <w:ilvl w:val="0"/>
-          <w:numId w:val="1002"/>
-        </w:numPr>
+    </w:p>
+    <w:p>
+      <w:pPr>
+        <w:pStyle w:val="BodyText"/>
       </w:pPr>
       <w:r>
         <w:t xml:space="preserve">NOAH: I’ll write a full handover plan, with timelines, contacts, and the open decisions. Jenna can take it over, and I’ll spend my last two weeks making sure she’s ready.</w:t>
       </w:r>
-      <w:r>
-        <w:t xml:space="preserve"> </w:t>
-      </w:r>
-      <w:r>
-        <w:t xml:space="preserve">노아: 일정, 연락처, 아직 결정 안 된 사항까지 담아서 인수인계 계획서를 꼼꼼히 쓸게요. 제나가 맡으면 되고, 남은 2주 동안 제나가 준비될 수 있게 확실히 도울게요.</w:t>
-      </w:r>
-    </w:p>
-    <w:p>
-      <w:pPr>
-        <w:numPr>
-          <w:ilvl w:val="0"/>
-          <w:numId w:val="1002"/>
-        </w:numPr>
+    </w:p>
+    <w:p>
+      <w:pPr>
+        <w:pStyle w:val="BodyText"/>
       </w:pPr>
       <w:r>
         <w:t xml:space="preserve">TOM: Jenna isn’t you.</w:t>
       </w:r>
-      <w:r>
-        <w:t xml:space="preserve"> </w:t>
-      </w:r>
-      <w:r>
-        <w:t xml:space="preserve">톰: 제나는 자네가 아니야.</w:t>
-      </w:r>
-    </w:p>
-    <w:p>
-      <w:pPr>
-        <w:numPr>
-          <w:ilvl w:val="0"/>
-          <w:numId w:val="1002"/>
-        </w:numPr>
+    </w:p>
+    <w:p>
+      <w:pPr>
+        <w:pStyle w:val="BodyText"/>
       </w:pPr>
       <w:r>
         <w:t xml:space="preserve">NOAH: She’s very good. Better with data than I am.</w:t>
       </w:r>
-      <w:r>
-        <w:t xml:space="preserve"> </w:t>
-      </w:r>
-      <w:r>
-        <w:t xml:space="preserve">노아: 제나 정말 잘해요. 데이터는 저보다 나아요.</w:t>
-      </w:r>
-    </w:p>
-    <w:p>
-      <w:pPr>
-        <w:numPr>
-          <w:ilvl w:val="0"/>
-          <w:numId w:val="1002"/>
-        </w:numPr>
+    </w:p>
+    <w:p>
+      <w:pPr>
+        <w:pStyle w:val="BodyText"/>
       </w:pPr>
       <w:r>
         <w:t xml:space="preserve">TOM: You’ve really made up your mind.</w:t>
       </w:r>
-      <w:r>
-        <w:t xml:space="preserve"> </w:t>
-      </w:r>
-      <w:r>
-        <w:t xml:space="preserve">톰: 정말 마음을 정했구나.</w:t>
-      </w:r>
-    </w:p>
-    <w:p>
-      <w:pPr>
-        <w:numPr>
-          <w:ilvl w:val="0"/>
-          <w:numId w:val="1002"/>
-        </w:numPr>
+    </w:p>
+    <w:p>
+      <w:pPr>
+        <w:pStyle w:val="BodyText"/>
       </w:pPr>
       <w:r>
         <w:t xml:space="preserve">NOAH: I have. I wanted to give you a heads-up first, in person.</w:t>
       </w:r>
-      <w:r>
-        <w:t xml:space="preserve"> </w:t>
-      </w:r>
-      <w:r>
-        <w:t xml:space="preserve">노아: 네. 직접 먼저 말씀드리고 싶었어요.</w:t>
-      </w:r>
-    </w:p>
-    <w:p>
-      <w:pPr>
-        <w:numPr>
-          <w:ilvl w:val="0"/>
-          <w:numId w:val="1002"/>
-        </w:numPr>
+    </w:p>
+    <w:p>
+      <w:pPr>
+        <w:pStyle w:val="BodyText"/>
       </w:pPr>
       <w:r>
         <w:t xml:space="preserve">TOM: I appreciate that. Go see Megan in HR. She’ll walk you through things.</w:t>
       </w:r>
-      <w:r>
-        <w:t xml:space="preserve"> </w:t>
-      </w:r>
-      <w:r>
-        <w:t xml:space="preserve">톰: 그건 고맙군. 인사팀 메건한테 가 봐. 절차를 안내해 줄 거야.</w:t>
-      </w:r>
-    </w:p>
-    <w:p>
-      <w:pPr>
-        <w:numPr>
-          <w:ilvl w:val="0"/>
-          <w:numId w:val="1002"/>
-        </w:numPr>
+    </w:p>
+    <w:p>
+      <w:pPr>
+        <w:pStyle w:val="BodyText"/>
       </w:pPr>
       <w:r>
         <w:t xml:space="preserve">NOAH: Thank you, Tom. For everything. I mean that.</w:t>
-      </w:r>
-      <w:r>
-        <w:t xml:space="preserve"> </w:t>
-      </w:r>
-      <w:r>
-        <w:t xml:space="preserve">노아: 감사합니다, 톰. 전부 다요. 진심이에요.</w:t>
       </w:r>
     </w:p>
     <w:bookmarkEnd w:id="22"/>
@@ -1104,512 +588,242 @@
     </w:p>
     <w:p>
       <w:pPr>
-        <w:numPr>
-          <w:ilvl w:val="0"/>
-          <w:numId w:val="1003"/>
-        </w:numPr>
+        <w:pStyle w:val="FirstParagraph"/>
       </w:pPr>
       <w:r>
         <w:t xml:space="preserve">MEGAN: Hi, Noah. Tom told me. I’m sorry to see you go.</w:t>
       </w:r>
-      <w:r>
-        <w:t xml:space="preserve"> </w:t>
-      </w:r>
-      <w:r>
-        <w:t xml:space="preserve">메건: 안녕하세요, 노아. 톰한테 들었어요. 떠나신다니 아쉽네요.</w:t>
-      </w:r>
-    </w:p>
-    <w:p>
-      <w:pPr>
-        <w:numPr>
-          <w:ilvl w:val="0"/>
-          <w:numId w:val="1003"/>
-        </w:numPr>
+    </w:p>
+    <w:p>
+      <w:pPr>
+        <w:pStyle w:val="BodyText"/>
       </w:pPr>
       <w:r>
         <w:t xml:space="preserve">NOAH: Thanks, Megan. It’s been a good four years.</w:t>
       </w:r>
-      <w:r>
-        <w:t xml:space="preserve"> </w:t>
-      </w:r>
-      <w:r>
-        <w:t xml:space="preserve">노아: 고마워요, 메건. 좋은 4년이었어요.</w:t>
-      </w:r>
-    </w:p>
-    <w:p>
-      <w:pPr>
-        <w:numPr>
-          <w:ilvl w:val="0"/>
-          <w:numId w:val="1003"/>
-        </w:numPr>
+    </w:p>
+    <w:p>
+      <w:pPr>
+        <w:pStyle w:val="BodyText"/>
       </w:pPr>
       <w:r>
         <w:t xml:space="preserve">MEGAN: Let’s go through the exit checklist. It won’t take long.</w:t>
       </w:r>
-      <w:r>
-        <w:t xml:space="preserve"> </w:t>
-      </w:r>
-      <w:r>
-        <w:t xml:space="preserve">메건: 퇴사 체크리스트를 같이 볼게요. 오래 안 걸려요.</w:t>
-      </w:r>
-    </w:p>
-    <w:p>
-      <w:pPr>
-        <w:numPr>
-          <w:ilvl w:val="0"/>
-          <w:numId w:val="1003"/>
-        </w:numPr>
+    </w:p>
+    <w:p>
+      <w:pPr>
+        <w:pStyle w:val="BodyText"/>
       </w:pPr>
       <w:r>
         <w:t xml:space="preserve">NOAH: Sure. Go ahead.</w:t>
       </w:r>
-      <w:r>
-        <w:t xml:space="preserve"> </w:t>
-      </w:r>
-      <w:r>
-        <w:t xml:space="preserve">노아: 네. 시작하세요.</w:t>
-      </w:r>
-    </w:p>
-    <w:p>
-      <w:pPr>
-        <w:numPr>
-          <w:ilvl w:val="0"/>
-          <w:numId w:val="1003"/>
-        </w:numPr>
+    </w:p>
+    <w:p>
+      <w:pPr>
+        <w:pStyle w:val="BodyText"/>
       </w:pPr>
       <w:r>
         <w:t xml:space="preserve">MEGAN: First, your laptop and badge. Return them on your last day.</w:t>
       </w:r>
-      <w:r>
-        <w:t xml:space="preserve"> </w:t>
-      </w:r>
-      <w:r>
-        <w:t xml:space="preserve">메건: 먼저 노트북과 출입증이요. 마지막 날 반납하시면 돼요.</w:t>
-      </w:r>
-    </w:p>
-    <w:p>
-      <w:pPr>
-        <w:numPr>
-          <w:ilvl w:val="0"/>
-          <w:numId w:val="1003"/>
-        </w:numPr>
+    </w:p>
+    <w:p>
+      <w:pPr>
+        <w:pStyle w:val="BodyText"/>
       </w:pPr>
       <w:r>
         <w:t xml:space="preserve">NOAH: Got it. What about my files?</w:t>
       </w:r>
-      <w:r>
-        <w:t xml:space="preserve"> </w:t>
-      </w:r>
-      <w:r>
-        <w:t xml:space="preserve">노아: 알겠어요. 제 파일들은요?</w:t>
-      </w:r>
-    </w:p>
-    <w:p>
-      <w:pPr>
-        <w:numPr>
-          <w:ilvl w:val="0"/>
-          <w:numId w:val="1003"/>
-        </w:numPr>
+    </w:p>
+    <w:p>
+      <w:pPr>
+        <w:pStyle w:val="BodyText"/>
       </w:pPr>
       <w:r>
         <w:t xml:space="preserve">MEGAN: Company files stay here. Please don’t copy anything to personal drives.</w:t>
       </w:r>
-      <w:r>
-        <w:t xml:space="preserve"> </w:t>
-      </w:r>
-      <w:r>
-        <w:t xml:space="preserve">메건: 회사 파일은 여기 남아요. 개인 저장장치에 아무것도 복사하지 마세요.</w:t>
-      </w:r>
-    </w:p>
-    <w:p>
-      <w:pPr>
-        <w:numPr>
-          <w:ilvl w:val="0"/>
-          <w:numId w:val="1003"/>
-        </w:numPr>
+    </w:p>
+    <w:p>
+      <w:pPr>
+        <w:pStyle w:val="BodyText"/>
       </w:pPr>
       <w:r>
         <w:t xml:space="preserve">NOAH: Understood. I won’t take anything.</w:t>
       </w:r>
-      <w:r>
-        <w:t xml:space="preserve"> </w:t>
-      </w:r>
-      <w:r>
-        <w:t xml:space="preserve">노아: 알겠습니다. 아무것도 안 가져갈게요.</w:t>
-      </w:r>
-    </w:p>
-    <w:p>
-      <w:pPr>
-        <w:numPr>
-          <w:ilvl w:val="0"/>
-          <w:numId w:val="1003"/>
-        </w:numPr>
+    </w:p>
+    <w:p>
+      <w:pPr>
+        <w:pStyle w:val="BodyText"/>
       </w:pPr>
       <w:r>
         <w:t xml:space="preserve">MEGAN: Next, your agreements. Do you remember signing these four years ago?</w:t>
       </w:r>
-      <w:r>
-        <w:t xml:space="preserve"> </w:t>
-      </w:r>
-      <w:r>
-        <w:t xml:space="preserve">메건: 다음은 계약 조항이에요. 4년 전에 서명하신 거 기억나세요?</w:t>
-      </w:r>
-    </w:p>
-    <w:p>
-      <w:pPr>
-        <w:numPr>
-          <w:ilvl w:val="0"/>
-          <w:numId w:val="1003"/>
-        </w:numPr>
+    </w:p>
+    <w:p>
+      <w:pPr>
+        <w:pStyle w:val="BodyText"/>
       </w:pPr>
       <w:r>
         <w:t xml:space="preserve">NOAH: Honestly? I signed a stack of papers on day one.</w:t>
       </w:r>
-      <w:r>
-        <w:t xml:space="preserve"> </w:t>
-      </w:r>
-      <w:r>
-        <w:t xml:space="preserve">노아: 솔직히요? 첫날 서류 더미에 서명했던 것만 기억나요.</w:t>
-      </w:r>
-    </w:p>
-    <w:p>
-      <w:pPr>
-        <w:numPr>
-          <w:ilvl w:val="0"/>
-          <w:numId w:val="1003"/>
-        </w:numPr>
+    </w:p>
+    <w:p>
+      <w:pPr>
+        <w:pStyle w:val="BodyText"/>
       </w:pPr>
       <w:r>
         <w:t xml:space="preserve">MEGAN: Everyone does. There are three important parts. Confidentiality comes first.</w:t>
       </w:r>
-      <w:r>
-        <w:t xml:space="preserve"> </w:t>
-      </w:r>
-      <w:r>
-        <w:t xml:space="preserve">메건: 다들 그래요. 중요한 부분이 세 가지예요. 첫째는 기밀 유지예요.</w:t>
-      </w:r>
-    </w:p>
-    <w:p>
-      <w:pPr>
-        <w:numPr>
-          <w:ilvl w:val="0"/>
-          <w:numId w:val="1003"/>
-        </w:numPr>
+    </w:p>
+    <w:p>
+      <w:pPr>
+        <w:pStyle w:val="BodyText"/>
       </w:pPr>
       <w:r>
         <w:t xml:space="preserve">NOAH: I can’t share Halvern’s secrets. That’s fair.</w:t>
       </w:r>
-      <w:r>
-        <w:t xml:space="preserve"> </w:t>
-      </w:r>
-      <w:r>
-        <w:t xml:space="preserve">노아: 할번의 기밀을 공유하면 안 된다. 당연하죠.</w:t>
-      </w:r>
-    </w:p>
-    <w:p>
-      <w:pPr>
-        <w:numPr>
-          <w:ilvl w:val="0"/>
-          <w:numId w:val="1003"/>
-        </w:numPr>
+    </w:p>
+    <w:p>
+      <w:pPr>
+        <w:pStyle w:val="BodyText"/>
       </w:pPr>
       <w:r>
         <w:t xml:space="preserve">MEGAN: Second, the intellectual property assignment.</w:t>
       </w:r>
-      <w:r>
-        <w:t xml:space="preserve"> </w:t>
-      </w:r>
-      <w:r>
-        <w:t xml:space="preserve">메건: 둘째, 지식재산권 양도 조항이요.</w:t>
-      </w:r>
-    </w:p>
-    <w:p>
-      <w:pPr>
-        <w:numPr>
-          <w:ilvl w:val="0"/>
-          <w:numId w:val="1003"/>
-        </w:numPr>
+    </w:p>
+    <w:p>
+      <w:pPr>
+        <w:pStyle w:val="BodyText"/>
       </w:pPr>
       <w:r>
         <w:t xml:space="preserve">NOAH: Just to clarify, what does that cover exactly?</w:t>
       </w:r>
-      <w:r>
-        <w:t xml:space="preserve"> </w:t>
-      </w:r>
-      <w:r>
-        <w:t xml:space="preserve">노아: 확인차 여쭤볼게요. 그게 정확히 어디까지예요?</w:t>
-      </w:r>
-    </w:p>
-    <w:p>
-      <w:pPr>
-        <w:numPr>
-          <w:ilvl w:val="0"/>
-          <w:numId w:val="1003"/>
-        </w:numPr>
+    </w:p>
+    <w:p>
+      <w:pPr>
+        <w:pStyle w:val="BodyText"/>
       </w:pPr>
       <w:r>
         <w:t xml:space="preserve">MEGAN: Anything you invented here, during your employment, belongs to Halvern. That includes formulas, processes, and even marketing ideas, as long as they were created while you worked for the company.</w:t>
       </w:r>
-      <w:r>
-        <w:t xml:space="preserve"> </w:t>
-      </w:r>
-      <w:r>
-        <w:t xml:space="preserve">메건: 재직 중에 여기서 발명한 건 전부 할번 소유예요. 제형, 공정, 심지어 마케팅 아이디어까지 포함돼요. 회사에 다니는 동안 만들어진 거라면요.</w:t>
-      </w:r>
-    </w:p>
-    <w:p>
-      <w:pPr>
-        <w:numPr>
-          <w:ilvl w:val="0"/>
-          <w:numId w:val="1003"/>
-        </w:numPr>
+    </w:p>
+    <w:p>
+      <w:pPr>
+        <w:pStyle w:val="BodyText"/>
       </w:pPr>
       <w:r>
         <w:t xml:space="preserve">NOAH: Even ideas I had at home? On a weekend?</w:t>
       </w:r>
-      <w:r>
-        <w:t xml:space="preserve"> </w:t>
-      </w:r>
-      <w:r>
-        <w:t xml:space="preserve">노아: 집에서 떠올린 아이디어도요? 주말에요?</w:t>
-      </w:r>
-    </w:p>
-    <w:p>
-      <w:pPr>
-        <w:numPr>
-          <w:ilvl w:val="0"/>
-          <w:numId w:val="1003"/>
-        </w:numPr>
+    </w:p>
+    <w:p>
+      <w:pPr>
+        <w:pStyle w:val="BodyText"/>
       </w:pPr>
       <w:r>
         <w:t xml:space="preserve">MEGAN: If they relate to Halvern’s business, possibly. The wording is broad.</w:t>
       </w:r>
-      <w:r>
-        <w:t xml:space="preserve"> </w:t>
-      </w:r>
-      <w:r>
-        <w:t xml:space="preserve">메건: 할번 사업과 관련 있으면, 그럴 수도 있어요. 문구가 넓게 돼 있거든요.</w:t>
-      </w:r>
-    </w:p>
-    <w:p>
-      <w:pPr>
-        <w:numPr>
-          <w:ilvl w:val="0"/>
-          <w:numId w:val="1003"/>
-        </w:numPr>
+    </w:p>
+    <w:p>
+      <w:pPr>
+        <w:pStyle w:val="BodyText"/>
       </w:pPr>
       <w:r>
         <w:t xml:space="preserve">NOAH: I see. And the third part?</w:t>
       </w:r>
-      <w:r>
-        <w:t xml:space="preserve"> </w:t>
-      </w:r>
-      <w:r>
-        <w:t xml:space="preserve">노아: 그렇군요. 세 번째는요?</w:t>
-      </w:r>
-    </w:p>
-    <w:p>
-      <w:pPr>
-        <w:numPr>
-          <w:ilvl w:val="0"/>
-          <w:numId w:val="1003"/>
-        </w:numPr>
+    </w:p>
+    <w:p>
+      <w:pPr>
+        <w:pStyle w:val="BodyText"/>
       </w:pPr>
       <w:r>
         <w:t xml:space="preserve">MEGAN: The non-compete. Twelve months, in aesthetic injectables.</w:t>
       </w:r>
-      <w:r>
-        <w:t xml:space="preserve"> </w:t>
-      </w:r>
-      <w:r>
-        <w:t xml:space="preserve">메건: 경업금지예요. 12개월, 미용 주사제 분야.</w:t>
-      </w:r>
-    </w:p>
-    <w:p>
-      <w:pPr>
-        <w:numPr>
-          <w:ilvl w:val="0"/>
-          <w:numId w:val="1003"/>
-        </w:numPr>
+    </w:p>
+    <w:p>
+      <w:pPr>
+        <w:pStyle w:val="BodyText"/>
       </w:pPr>
       <w:r>
         <w:t xml:space="preserve">NOAH: What does that mean in practice?</w:t>
       </w:r>
-      <w:r>
-        <w:t xml:space="preserve"> </w:t>
-      </w:r>
-      <w:r>
-        <w:t xml:space="preserve">노아: 실제로는 어떤 의미죠?</w:t>
-      </w:r>
-    </w:p>
-    <w:p>
-      <w:pPr>
-        <w:numPr>
-          <w:ilvl w:val="0"/>
-          <w:numId w:val="1003"/>
-        </w:numPr>
+    </w:p>
+    <w:p>
+      <w:pPr>
+        <w:pStyle w:val="BodyText"/>
       </w:pPr>
       <w:r>
         <w:t xml:space="preserve">MEGAN: For one year, you can’t work for a competitor in aesthetic injectables. And you can’t start one either, which means no new company in that space until the twelve months are over.</w:t>
       </w:r>
-      <w:r>
-        <w:t xml:space="preserve"> </w:t>
-      </w:r>
-      <w:r>
-        <w:t xml:space="preserve">메건: 1년 동안 미용 주사제 분야의 경쟁사에서 일할 수 없어요. 경쟁사를 차리는 것도 안 되고요. 그러니까 12개월이 끝날 때까지 그 분야에서 새 회사는 안 된다는 뜻이에요.</w:t>
-      </w:r>
-    </w:p>
-    <w:p>
-      <w:pPr>
-        <w:numPr>
-          <w:ilvl w:val="0"/>
-          <w:numId w:val="1003"/>
-        </w:numPr>
+    </w:p>
+    <w:p>
+      <w:pPr>
+        <w:pStyle w:val="BodyText"/>
       </w:pPr>
       <w:r>
         <w:t xml:space="preserve">NOAH: Start one. That’s in there?</w:t>
       </w:r>
-      <w:r>
-        <w:t xml:space="preserve"> </w:t>
-      </w:r>
-      <w:r>
-        <w:t xml:space="preserve">노아: 차리는 것도요. 그게 들어 있어요?</w:t>
-      </w:r>
-    </w:p>
-    <w:p>
-      <w:pPr>
-        <w:numPr>
-          <w:ilvl w:val="0"/>
-          <w:numId w:val="1003"/>
-        </w:numPr>
+    </w:p>
+    <w:p>
+      <w:pPr>
+        <w:pStyle w:val="BodyText"/>
       </w:pPr>
       <w:r>
         <w:t xml:space="preserve">MEGAN: Page six, section four. I can print you a copy.</w:t>
       </w:r>
-      <w:r>
-        <w:t xml:space="preserve"> </w:t>
-      </w:r>
-      <w:r>
-        <w:t xml:space="preserve">메건: 6페이지 4항이요. 사본을 출력해 드릴게요.</w:t>
-      </w:r>
-    </w:p>
-    <w:p>
-      <w:pPr>
-        <w:numPr>
-          <w:ilvl w:val="0"/>
-          <w:numId w:val="1003"/>
-        </w:numPr>
+    </w:p>
+    <w:p>
+      <w:pPr>
+        <w:pStyle w:val="BodyText"/>
       </w:pPr>
       <w:r>
         <w:t xml:space="preserve">NOAH: Yes, please. Is that even enforceable in Texas?</w:t>
       </w:r>
-      <w:r>
-        <w:t xml:space="preserve"> </w:t>
-      </w:r>
-      <w:r>
-        <w:t xml:space="preserve">노아: 네, 부탁해요. 그게 텍사스에서 효력이 있긴 해요?</w:t>
-      </w:r>
-    </w:p>
-    <w:p>
-      <w:pPr>
-        <w:numPr>
-          <w:ilvl w:val="0"/>
-          <w:numId w:val="1003"/>
-        </w:numPr>
+    </w:p>
+    <w:p>
+      <w:pPr>
+        <w:pStyle w:val="BodyText"/>
       </w:pPr>
       <w:r>
         <w:t xml:space="preserve">MEGAN: I’m not a lawyer, Noah. I can’t give you legal advice.</w:t>
       </w:r>
-      <w:r>
-        <w:t xml:space="preserve"> </w:t>
-      </w:r>
-      <w:r>
-        <w:t xml:space="preserve">메건: 전 변호사가 아니에요, 노아. 법률 자문은 드릴 수 없어요.</w:t>
-      </w:r>
-    </w:p>
-    <w:p>
-      <w:pPr>
-        <w:numPr>
-          <w:ilvl w:val="0"/>
-          <w:numId w:val="1003"/>
-        </w:numPr>
+    </w:p>
+    <w:p>
+      <w:pPr>
+        <w:pStyle w:val="BodyText"/>
       </w:pPr>
       <w:r>
         <w:t xml:space="preserve">NOAH: Of course. Sorry. I shouldn’t have asked you that.</w:t>
       </w:r>
-      <w:r>
-        <w:t xml:space="preserve"> </w:t>
-      </w:r>
-      <w:r>
-        <w:t xml:space="preserve">노아: 그렇죠. 죄송해요. 그건 여쭤보면 안 되는 거였네요.</w:t>
-      </w:r>
-    </w:p>
-    <w:p>
-      <w:pPr>
-        <w:numPr>
-          <w:ilvl w:val="0"/>
-          <w:numId w:val="1003"/>
-        </w:numPr>
+    </w:p>
+    <w:p>
+      <w:pPr>
+        <w:pStyle w:val="BodyText"/>
       </w:pPr>
       <w:r>
         <w:t xml:space="preserve">MEGAN: It’s okay. Off the record? Get your own lawyer, and do it soon. Contracts like this are written to protect the company, not you, so someone should read it on your side.</w:t>
       </w:r>
-      <w:r>
-        <w:t xml:space="preserve"> </w:t>
-      </w:r>
-      <w:r>
-        <w:t xml:space="preserve">메건: 괜찮아요. 사적으로 말씀드리면요? 따로 변호사를 구하세요. 빨리요. 이런 계약서는 노아 씨가 아니라 회사를 보호하려고 쓰인 거예요. 그러니까 노아 씨 편에서 읽어 줄 사람이 있어야 해요.</w:t>
-      </w:r>
-    </w:p>
-    <w:p>
-      <w:pPr>
-        <w:numPr>
-          <w:ilvl w:val="0"/>
-          <w:numId w:val="1003"/>
-        </w:numPr>
+    </w:p>
+    <w:p>
+      <w:pPr>
+        <w:pStyle w:val="BodyText"/>
       </w:pPr>
       <w:r>
         <w:t xml:space="preserve">NOAH: That’s the second time I’ve heard that this week.</w:t>
       </w:r>
-      <w:r>
-        <w:t xml:space="preserve"> </w:t>
-      </w:r>
-      <w:r>
-        <w:t xml:space="preserve">노아: 이번 주에만 그 말을 두 번째 듣네요.</w:t>
-      </w:r>
-    </w:p>
-    <w:p>
-      <w:pPr>
-        <w:numPr>
-          <w:ilvl w:val="0"/>
-          <w:numId w:val="1003"/>
-        </w:numPr>
+    </w:p>
+    <w:p>
+      <w:pPr>
+        <w:pStyle w:val="BodyText"/>
       </w:pPr>
       <w:r>
         <w:t xml:space="preserve">MEGAN: Then it’s probably good advice. Here’s your copy.</w:t>
       </w:r>
-      <w:r>
-        <w:t xml:space="preserve"> </w:t>
-      </w:r>
-      <w:r>
-        <w:t xml:space="preserve">메건: 그럼 아마 좋은 조언이겠죠. 여기 사본이요.</w:t>
-      </w:r>
-    </w:p>
-    <w:p>
-      <w:pPr>
-        <w:numPr>
-          <w:ilvl w:val="0"/>
-          <w:numId w:val="1003"/>
-        </w:numPr>
+    </w:p>
+    <w:p>
+      <w:pPr>
+        <w:pStyle w:val="BodyText"/>
       </w:pPr>
       <w:r>
         <w:t xml:space="preserve">NOAH: Thank you, Megan. You’ve been very clear.</w:t>
-      </w:r>
-      <w:r>
-        <w:t xml:space="preserve"> </w:t>
-      </w:r>
-      <w:r>
-        <w:t xml:space="preserve">노아: 고마워요, 메건. 아주 명확하게 설명해 주셨어요.</w:t>
       </w:r>
     </w:p>
     <w:bookmarkEnd w:id="23"/>
@@ -1624,427 +838,202 @@
     </w:p>
     <w:p>
       <w:pPr>
-        <w:numPr>
-          <w:ilvl w:val="0"/>
-          <w:numId w:val="1004"/>
-        </w:numPr>
+        <w:pStyle w:val="FirstParagraph"/>
       </w:pPr>
       <w:r>
         <w:t xml:space="preserve">TOM: Noah. Close the door. Got a minute?</w:t>
       </w:r>
-      <w:r>
-        <w:t xml:space="preserve"> </w:t>
-      </w:r>
-      <w:r>
-        <w:t xml:space="preserve">톰: 노아. 문 닫아. 잠깐 시간 돼?</w:t>
-      </w:r>
-    </w:p>
-    <w:p>
-      <w:pPr>
-        <w:numPr>
-          <w:ilvl w:val="0"/>
-          <w:numId w:val="1004"/>
-        </w:numPr>
+    </w:p>
+    <w:p>
+      <w:pPr>
+        <w:pStyle w:val="BodyText"/>
       </w:pPr>
       <w:r>
         <w:t xml:space="preserve">NOAH: Sure, Tom.</w:t>
       </w:r>
-      <w:r>
-        <w:t xml:space="preserve"> </w:t>
-      </w:r>
-      <w:r>
-        <w:t xml:space="preserve">노아: 네, 톰.</w:t>
-      </w:r>
-    </w:p>
-    <w:p>
-      <w:pPr>
-        <w:numPr>
-          <w:ilvl w:val="0"/>
-          <w:numId w:val="1004"/>
-        </w:numPr>
+    </w:p>
+    <w:p>
+      <w:pPr>
+        <w:pStyle w:val="BodyText"/>
       </w:pPr>
       <w:r>
         <w:t xml:space="preserve">TOM: I talked to the VP of Sales. We can do better than Director.</w:t>
       </w:r>
-      <w:r>
-        <w:t xml:space="preserve"> </w:t>
-      </w:r>
-      <w:r>
-        <w:t xml:space="preserve">톰: 영업 부사장이랑 얘기해 봤어. 디렉터보다 더 해 줄 수 있어.</w:t>
-      </w:r>
-    </w:p>
-    <w:p>
-      <w:pPr>
-        <w:numPr>
-          <w:ilvl w:val="0"/>
-          <w:numId w:val="1004"/>
-        </w:numPr>
+    </w:p>
+    <w:p>
+      <w:pPr>
+        <w:pStyle w:val="BodyText"/>
       </w:pPr>
       <w:r>
         <w:t xml:space="preserve">NOAH: Tom, please. I’ve already decided.</w:t>
       </w:r>
-      <w:r>
-        <w:t xml:space="preserve"> </w:t>
-      </w:r>
-      <w:r>
-        <w:t xml:space="preserve">노아: 톰, 제발요. 이미 결정했어요.</w:t>
-      </w:r>
-    </w:p>
-    <w:p>
-      <w:pPr>
-        <w:numPr>
-          <w:ilvl w:val="0"/>
-          <w:numId w:val="1004"/>
-        </w:numPr>
+    </w:p>
+    <w:p>
+      <w:pPr>
+        <w:pStyle w:val="BodyText"/>
       </w:pPr>
       <w:r>
         <w:t xml:space="preserve">TOM: Senior Director. Thirty percent raise. Plus stock. Noah, I had to fight for this offer today, so before you say anything, at least think about what it means for your future.</w:t>
       </w:r>
-      <w:r>
-        <w:t xml:space="preserve"> </w:t>
-      </w:r>
-      <w:r>
-        <w:t xml:space="preserve">톰: 시니어 디렉터. 연봉 30퍼센트 인상. 주식도 얹어서. 노아, 오늘 이 제안 받아 내느라 내가 싸워야 했어. 그러니까 뭐라고 하기 전에, 적어도 이게 자네 미래에 어떤 의미인지 생각해 봐.</w:t>
-      </w:r>
-    </w:p>
-    <w:p>
-      <w:pPr>
-        <w:numPr>
-          <w:ilvl w:val="0"/>
-          <w:numId w:val="1004"/>
-        </w:numPr>
+    </w:p>
+    <w:p>
+      <w:pPr>
+        <w:pStyle w:val="BodyText"/>
       </w:pPr>
       <w:r>
         <w:t xml:space="preserve">NOAH: That’s very generous. But my answer is still no.</w:t>
       </w:r>
-      <w:r>
-        <w:t xml:space="preserve"> </w:t>
-      </w:r>
-      <w:r>
-        <w:t xml:space="preserve">노아: 정말 후한 제안이네요. 하지만 제 대답은 그대로 ’아니요’예요.</w:t>
-      </w:r>
-    </w:p>
-    <w:p>
-      <w:pPr>
-        <w:numPr>
-          <w:ilvl w:val="0"/>
-          <w:numId w:val="1004"/>
-        </w:numPr>
+    </w:p>
+    <w:p>
+      <w:pPr>
+        <w:pStyle w:val="BodyText"/>
       </w:pPr>
       <w:r>
         <w:t xml:space="preserve">TOM: You know what you’re giving up?</w:t>
       </w:r>
-      <w:r>
-        <w:t xml:space="preserve"> </w:t>
-      </w:r>
-      <w:r>
-        <w:t xml:space="preserve">톰: 자네가 뭘 포기하는지 알아?</w:t>
-      </w:r>
-    </w:p>
-    <w:p>
-      <w:pPr>
-        <w:numPr>
-          <w:ilvl w:val="0"/>
-          <w:numId w:val="1004"/>
-        </w:numPr>
+    </w:p>
+    <w:p>
+      <w:pPr>
+        <w:pStyle w:val="BodyText"/>
       </w:pPr>
       <w:r>
         <w:t xml:space="preserve">NOAH: I know exactly what I’m giving up.</w:t>
       </w:r>
-      <w:r>
-        <w:t xml:space="preserve"> </w:t>
-      </w:r>
-      <w:r>
-        <w:t xml:space="preserve">노아: 제가 뭘 포기하는지 정확히 알아요.</w:t>
-      </w:r>
-    </w:p>
-    <w:p>
-      <w:pPr>
-        <w:numPr>
-          <w:ilvl w:val="0"/>
-          <w:numId w:val="1004"/>
-        </w:numPr>
+    </w:p>
+    <w:p>
+      <w:pPr>
+        <w:pStyle w:val="BodyText"/>
       </w:pPr>
       <w:r>
         <w:t xml:space="preserve">TOM: Then let me be straight with you. As a friend.</w:t>
       </w:r>
-      <w:r>
-        <w:t xml:space="preserve"> </w:t>
-      </w:r>
-      <w:r>
-        <w:t xml:space="preserve">톰: 그럼 솔직하게 말할게. 친구로서.</w:t>
-      </w:r>
-    </w:p>
-    <w:p>
-      <w:pPr>
-        <w:numPr>
-          <w:ilvl w:val="0"/>
-          <w:numId w:val="1004"/>
-        </w:numPr>
+    </w:p>
+    <w:p>
+      <w:pPr>
+        <w:pStyle w:val="BodyText"/>
       </w:pPr>
       <w:r>
         <w:t xml:space="preserve">NOAH: Please.</w:t>
       </w:r>
-      <w:r>
-        <w:t xml:space="preserve"> </w:t>
-      </w:r>
-      <w:r>
-        <w:t xml:space="preserve">노아: 말씀하세요.</w:t>
-      </w:r>
-    </w:p>
-    <w:p>
-      <w:pPr>
-        <w:numPr>
-          <w:ilvl w:val="0"/>
-          <w:numId w:val="1004"/>
-        </w:numPr>
+    </w:p>
+    <w:p>
+      <w:pPr>
+        <w:pStyle w:val="BodyText"/>
       </w:pPr>
       <w:r>
         <w:t xml:space="preserve">TOM: If you’re building something in fillers, I’ll know.</w:t>
       </w:r>
-      <w:r>
-        <w:t xml:space="preserve"> </w:t>
-      </w:r>
-      <w:r>
-        <w:t xml:space="preserve">톰: 자네가 필러 쪽에서 뭘 만들고 있다면, 난 알게 될 거야.</w:t>
-      </w:r>
-    </w:p>
-    <w:p>
-      <w:pPr>
-        <w:numPr>
-          <w:ilvl w:val="0"/>
-          <w:numId w:val="1004"/>
-        </w:numPr>
+    </w:p>
+    <w:p>
+      <w:pPr>
+        <w:pStyle w:val="BodyText"/>
       </w:pPr>
       <w:r>
         <w:t xml:space="preserve">NOAH: Is that a warning?</w:t>
       </w:r>
-      <w:r>
-        <w:t xml:space="preserve"> </w:t>
-      </w:r>
-      <w:r>
-        <w:t xml:space="preserve">노아: 그거 경고예요?</w:t>
-      </w:r>
-    </w:p>
-    <w:p>
-      <w:pPr>
-        <w:numPr>
-          <w:ilvl w:val="0"/>
-          <w:numId w:val="1004"/>
-        </w:numPr>
+    </w:p>
+    <w:p>
+      <w:pPr>
+        <w:pStyle w:val="BodyText"/>
       </w:pPr>
       <w:r>
         <w:t xml:space="preserve">TOM: It’s a fact. This industry is small, and everyone talks. Doctors talk to reps, reps talk to managers, and sooner or later, every new filler project ends up on my desk.</w:t>
       </w:r>
-      <w:r>
-        <w:t xml:space="preserve"> </w:t>
-      </w:r>
-      <w:r>
-        <w:t xml:space="preserve">톰: 사실이야. 이 업계는 좁고, 다들 말이 많아. 의사는 영업 담당자한테 말하고, 영업 담당자는 매니저한테 말하지. 그러다 보면 결국 새로운 필러 프로젝트는 전부 내 책상 위로 올라와.</w:t>
-      </w:r>
-    </w:p>
-    <w:p>
-      <w:pPr>
-        <w:numPr>
-          <w:ilvl w:val="0"/>
-          <w:numId w:val="1004"/>
-        </w:numPr>
+    </w:p>
+    <w:p>
+      <w:pPr>
+        <w:pStyle w:val="BodyText"/>
       </w:pPr>
       <w:r>
         <w:t xml:space="preserve">NOAH: I’ll respect my contract, Tom. Every word of it.</w:t>
       </w:r>
-      <w:r>
-        <w:t xml:space="preserve"> </w:t>
-      </w:r>
-      <w:r>
-        <w:t xml:space="preserve">노아: 계약은 지킬게요, 톰. 한 글자도 빠짐없이.</w:t>
-      </w:r>
-    </w:p>
-    <w:p>
-      <w:pPr>
-        <w:numPr>
-          <w:ilvl w:val="0"/>
-          <w:numId w:val="1004"/>
-        </w:numPr>
+    </w:p>
+    <w:p>
+      <w:pPr>
+        <w:pStyle w:val="BodyText"/>
       </w:pPr>
       <w:r>
         <w:t xml:space="preserve">TOM: Good. Because Halvern’s lawyers will read every word too.</w:t>
       </w:r>
-      <w:r>
-        <w:t xml:space="preserve"> </w:t>
-      </w:r>
-      <w:r>
-        <w:t xml:space="preserve">톰: 좋아. 할번 변호사들도 한 글자도 빠짐없이 읽을 테니까.</w:t>
-      </w:r>
-    </w:p>
-    <w:p>
-      <w:pPr>
-        <w:numPr>
-          <w:ilvl w:val="0"/>
-          <w:numId w:val="1004"/>
-        </w:numPr>
+    </w:p>
+    <w:p>
+      <w:pPr>
+        <w:pStyle w:val="BodyText"/>
       </w:pPr>
       <w:r>
         <w:t xml:space="preserve">NOAH: I understand.</w:t>
       </w:r>
-      <w:r>
-        <w:t xml:space="preserve"> </w:t>
-      </w:r>
-      <w:r>
-        <w:t xml:space="preserve">노아: 알겠습니다.</w:t>
-      </w:r>
-    </w:p>
-    <w:p>
-      <w:pPr>
-        <w:numPr>
-          <w:ilvl w:val="0"/>
-          <w:numId w:val="1004"/>
-        </w:numPr>
+    </w:p>
+    <w:p>
+      <w:pPr>
+        <w:pStyle w:val="BodyText"/>
       </w:pPr>
       <w:r>
         <w:t xml:space="preserve">TOM: Nothing personal, Noah. It’s just business.</w:t>
       </w:r>
-      <w:r>
-        <w:t xml:space="preserve"> </w:t>
-      </w:r>
-      <w:r>
-        <w:t xml:space="preserve">톰: 개인적인 감정은 없어, 노아. 그냥 비즈니스야.</w:t>
-      </w:r>
-    </w:p>
-    <w:p>
-      <w:pPr>
-        <w:numPr>
-          <w:ilvl w:val="0"/>
-          <w:numId w:val="1004"/>
-        </w:numPr>
+    </w:p>
+    <w:p>
+      <w:pPr>
+        <w:pStyle w:val="BodyText"/>
       </w:pPr>
       <w:r>
         <w:t xml:space="preserve">NOAH: I know. No hard feelings.</w:t>
       </w:r>
-      <w:r>
-        <w:t xml:space="preserve"> </w:t>
-      </w:r>
-      <w:r>
-        <w:t xml:space="preserve">노아: 알아요. 서운한 거 없어요.</w:t>
-      </w:r>
-    </w:p>
-    <w:p>
-      <w:pPr>
-        <w:numPr>
-          <w:ilvl w:val="0"/>
-          <w:numId w:val="1004"/>
-        </w:numPr>
+    </w:p>
+    <w:p>
+      <w:pPr>
+        <w:pStyle w:val="BodyText"/>
       </w:pPr>
       <w:r>
         <w:t xml:space="preserve">TOM: You built Lumaderm into a winner. Don’t forget that.</w:t>
       </w:r>
-      <w:r>
-        <w:t xml:space="preserve"> </w:t>
-      </w:r>
-      <w:r>
-        <w:t xml:space="preserve">톰: 자네가 루마덤을 1등 제품으로 만들었어. 그건 잊지 마.</w:t>
-      </w:r>
-    </w:p>
-    <w:p>
-      <w:pPr>
-        <w:numPr>
-          <w:ilvl w:val="0"/>
-          <w:numId w:val="1004"/>
-        </w:numPr>
+    </w:p>
+    <w:p>
+      <w:pPr>
+        <w:pStyle w:val="BodyText"/>
       </w:pPr>
       <w:r>
         <w:t xml:space="preserve">NOAH: I won’t. I also saw what it did to my sister.</w:t>
       </w:r>
-      <w:r>
-        <w:t xml:space="preserve"> </w:t>
-      </w:r>
-      <w:r>
-        <w:t xml:space="preserve">노아: 안 잊을게요. 그게 제 동생한테 무슨 일을 했는지도 봤고요.</w:t>
-      </w:r>
-    </w:p>
-    <w:p>
-      <w:pPr>
-        <w:numPr>
-          <w:ilvl w:val="0"/>
-          <w:numId w:val="1004"/>
-        </w:numPr>
+    </w:p>
+    <w:p>
+      <w:pPr>
+        <w:pStyle w:val="BodyText"/>
       </w:pPr>
       <w:r>
         <w:t xml:space="preserve">TOM: That’s emotional, and I understand it. But business can’t run on emotion. Investors want numbers, regulators want data, and nobody will fund a company because your sister had a bad night.</w:t>
       </w:r>
-      <w:r>
-        <w:t xml:space="preserve"> </w:t>
-      </w:r>
-      <w:r>
-        <w:t xml:space="preserve">톰: 그건 감정이야. 이해는 해. 하지만 비즈니스는 감정으로 굴러가지 않아. 투자자는 숫자를 원하고, 규제 당국은 데이터를 원해. 자네 동생이 힘든 밤을 보냈다고 회사에 돈을 대 줄 사람은 없어.</w:t>
-      </w:r>
-    </w:p>
-    <w:p>
-      <w:pPr>
-        <w:numPr>
-          <w:ilvl w:val="0"/>
-          <w:numId w:val="1004"/>
-        </w:numPr>
+    </w:p>
+    <w:p>
+      <w:pPr>
+        <w:pStyle w:val="BodyText"/>
       </w:pPr>
       <w:r>
         <w:t xml:space="preserve">NOAH: Maybe not. But maybe it can start with one.</w:t>
       </w:r>
-      <w:r>
-        <w:t xml:space="preserve"> </w:t>
-      </w:r>
-      <w:r>
-        <w:t xml:space="preserve">노아: 그럴지도요. 하지만 감정에서 시작할 수는 있겠죠.</w:t>
-      </w:r>
-    </w:p>
-    <w:p>
-      <w:pPr>
-        <w:numPr>
-          <w:ilvl w:val="0"/>
-          <w:numId w:val="1004"/>
-        </w:numPr>
+    </w:p>
+    <w:p>
+      <w:pPr>
+        <w:pStyle w:val="BodyText"/>
       </w:pPr>
       <w:r>
         <w:t xml:space="preserve">TOM: Good line. You always did write good lines.</w:t>
       </w:r>
-      <w:r>
-        <w:t xml:space="preserve"> </w:t>
-      </w:r>
-      <w:r>
-        <w:t xml:space="preserve">톰: 좋은 대사네. 자넨 늘 좋은 문장을 썼지.</w:t>
-      </w:r>
-    </w:p>
-    <w:p>
-      <w:pPr>
-        <w:numPr>
-          <w:ilvl w:val="0"/>
-          <w:numId w:val="1004"/>
-        </w:numPr>
+    </w:p>
+    <w:p>
+      <w:pPr>
+        <w:pStyle w:val="BodyText"/>
       </w:pPr>
       <w:r>
         <w:t xml:space="preserve">NOAH: Thank you for four great years, Tom.</w:t>
       </w:r>
-      <w:r>
-        <w:t xml:space="preserve"> </w:t>
-      </w:r>
-      <w:r>
-        <w:t xml:space="preserve">노아: 좋은 4년이었어요. 감사합니다, 톰.</w:t>
-      </w:r>
-    </w:p>
-    <w:p>
-      <w:pPr>
-        <w:numPr>
-          <w:ilvl w:val="0"/>
-          <w:numId w:val="1004"/>
-        </w:numPr>
+    </w:p>
+    <w:p>
+      <w:pPr>
+        <w:pStyle w:val="BodyText"/>
       </w:pPr>
       <w:r>
         <w:t xml:space="preserve">TOM: Results that stay, Noah. Remember who wrote that.</w:t>
-      </w:r>
-      <w:r>
-        <w:t xml:space="preserve"> </w:t>
-      </w:r>
-      <w:r>
-        <w:t xml:space="preserve">톰: 머무는 결과, 노아. 그거 누가 썼는지 기억해.</w:t>
       </w:r>
     </w:p>
     <w:bookmarkEnd w:id="24"/>
@@ -2059,257 +1048,122 @@
     </w:p>
     <w:p>
       <w:pPr>
-        <w:numPr>
-          <w:ilvl w:val="0"/>
-          <w:numId w:val="1005"/>
-        </w:numPr>
+        <w:pStyle w:val="FirstParagraph"/>
       </w:pPr>
       <w:r>
         <w:t xml:space="preserve">PRIYA: So? Did you do it?</w:t>
       </w:r>
-      <w:r>
-        <w:t xml:space="preserve"> </w:t>
-      </w:r>
-      <w:r>
-        <w:t xml:space="preserve">프리야: 그래서? 말했어?</w:t>
-      </w:r>
-    </w:p>
-    <w:p>
-      <w:pPr>
-        <w:numPr>
-          <w:ilvl w:val="0"/>
-          <w:numId w:val="1005"/>
-        </w:numPr>
+    </w:p>
+    <w:p>
+      <w:pPr>
+        <w:pStyle w:val="BodyText"/>
       </w:pPr>
       <w:r>
         <w:t xml:space="preserve">NOAH: I jumped. Two weeks’ notice. It’s official.</w:t>
       </w:r>
-      <w:r>
-        <w:t xml:space="preserve"> </w:t>
-      </w:r>
-      <w:r>
-        <w:t xml:space="preserve">노아: 뛰어내렸어. 2주 전 통보. 공식적으로.</w:t>
-      </w:r>
-    </w:p>
-    <w:p>
-      <w:pPr>
-        <w:numPr>
-          <w:ilvl w:val="0"/>
-          <w:numId w:val="1005"/>
-        </w:numPr>
+    </w:p>
+    <w:p>
+      <w:pPr>
+        <w:pStyle w:val="BodyText"/>
       </w:pPr>
       <w:r>
         <w:t xml:space="preserve">PRIYA: Wow. How do you feel?</w:t>
       </w:r>
-      <w:r>
-        <w:t xml:space="preserve"> </w:t>
-      </w:r>
-      <w:r>
-        <w:t xml:space="preserve">프리야: 와. 기분이 어때?</w:t>
-      </w:r>
-    </w:p>
-    <w:p>
-      <w:pPr>
-        <w:numPr>
-          <w:ilvl w:val="0"/>
-          <w:numId w:val="1005"/>
-        </w:numPr>
+    </w:p>
+    <w:p>
+      <w:pPr>
+        <w:pStyle w:val="BodyText"/>
       </w:pPr>
       <w:r>
         <w:t xml:space="preserve">NOAH: Terrified. And weirdly light, like I put down a heavy bag. For four years I sold a product I believed in, and today I walked away from it without a real plan.</w:t>
       </w:r>
-      <w:r>
-        <w:t xml:space="preserve"> </w:t>
-      </w:r>
-      <w:r>
-        <w:t xml:space="preserve">노아: 무서워. 그리고 이상하게 가벼워. 무거운 가방을 내려놓은 것처럼. 4년 동안 내가 믿는 제품을 팔았는데, 오늘 제대로 된 계획도 없이 거기서 걸어 나왔어.</w:t>
-      </w:r>
-    </w:p>
-    <w:p>
-      <w:pPr>
-        <w:numPr>
-          <w:ilvl w:val="0"/>
-          <w:numId w:val="1005"/>
-        </w:numPr>
+    </w:p>
+    <w:p>
+      <w:pPr>
+        <w:pStyle w:val="BodyText"/>
       </w:pPr>
       <w:r>
         <w:t xml:space="preserve">PRIYA: How did Tom take it?</w:t>
       </w:r>
-      <w:r>
-        <w:t xml:space="preserve"> </w:t>
-      </w:r>
-      <w:r>
-        <w:t xml:space="preserve">프리야: 톰은 어떻게 받아들였어?</w:t>
-      </w:r>
-    </w:p>
-    <w:p>
-      <w:pPr>
-        <w:numPr>
-          <w:ilvl w:val="0"/>
-          <w:numId w:val="1005"/>
-        </w:numPr>
+    </w:p>
+    <w:p>
+      <w:pPr>
+        <w:pStyle w:val="BodyText"/>
       </w:pPr>
       <w:r>
         <w:t xml:space="preserve">NOAH: He offered me Senior Director. Then he warned me.</w:t>
       </w:r>
-      <w:r>
-        <w:t xml:space="preserve"> </w:t>
-      </w:r>
-      <w:r>
-        <w:t xml:space="preserve">노아: 시니어 디렉터 자리를 제안했어. 그러고는 경고하더라.</w:t>
-      </w:r>
-    </w:p>
-    <w:p>
-      <w:pPr>
-        <w:numPr>
-          <w:ilvl w:val="0"/>
-          <w:numId w:val="1005"/>
-        </w:numPr>
+    </w:p>
+    <w:p>
+      <w:pPr>
+        <w:pStyle w:val="BodyText"/>
       </w:pPr>
       <w:r>
         <w:t xml:space="preserve">PRIYA: Warned you about what?</w:t>
       </w:r>
-      <w:r>
-        <w:t xml:space="preserve"> </w:t>
-      </w:r>
-      <w:r>
-        <w:t xml:space="preserve">프리야: 뭘 경고했는데?</w:t>
-      </w:r>
-    </w:p>
-    <w:p>
-      <w:pPr>
-        <w:numPr>
-          <w:ilvl w:val="0"/>
-          <w:numId w:val="1005"/>
-        </w:numPr>
+    </w:p>
+    <w:p>
+      <w:pPr>
+        <w:pStyle w:val="BodyText"/>
       </w:pPr>
       <w:r>
         <w:t xml:space="preserve">NOAH: There’s a non-compete. Twelve months. It says I can’t start a competitor.</w:t>
       </w:r>
-      <w:r>
-        <w:t xml:space="preserve"> </w:t>
-      </w:r>
-      <w:r>
-        <w:t xml:space="preserve">노아: 경업금지 조항이 있어. 12개월. 경쟁사를 차리면 안 된대.</w:t>
-      </w:r>
-    </w:p>
-    <w:p>
-      <w:pPr>
-        <w:numPr>
-          <w:ilvl w:val="0"/>
-          <w:numId w:val="1005"/>
-        </w:numPr>
+    </w:p>
+    <w:p>
+      <w:pPr>
+        <w:pStyle w:val="BodyText"/>
       </w:pPr>
       <w:r>
         <w:t xml:space="preserve">PRIYA: Twelve months? Noah, that’s exactly what we’re doing.</w:t>
       </w:r>
-      <w:r>
-        <w:t xml:space="preserve"> </w:t>
-      </w:r>
-      <w:r>
-        <w:t xml:space="preserve">프리야: 12개월? 노아, 그게 딱 우리가 하려는 거잖아.</w:t>
-      </w:r>
-    </w:p>
-    <w:p>
-      <w:pPr>
-        <w:numPr>
-          <w:ilvl w:val="0"/>
-          <w:numId w:val="1005"/>
-        </w:numPr>
+    </w:p>
+    <w:p>
+      <w:pPr>
+        <w:pStyle w:val="BodyText"/>
       </w:pPr>
       <w:r>
         <w:t xml:space="preserve">NOAH: I know. That’s why condition number one matters.</w:t>
       </w:r>
-      <w:r>
-        <w:t xml:space="preserve"> </w:t>
-      </w:r>
-      <w:r>
-        <w:t xml:space="preserve">노아: 알아. 그래서 1번 조건이 중요한 거지.</w:t>
-      </w:r>
-    </w:p>
-    <w:p>
-      <w:pPr>
-        <w:numPr>
-          <w:ilvl w:val="0"/>
-          <w:numId w:val="1005"/>
-        </w:numPr>
+    </w:p>
+    <w:p>
+      <w:pPr>
+        <w:pStyle w:val="BodyText"/>
       </w:pPr>
       <w:r>
         <w:t xml:space="preserve">PRIYA: A lawyer before investors.</w:t>
       </w:r>
-      <w:r>
-        <w:t xml:space="preserve"> </w:t>
-      </w:r>
-      <w:r>
-        <w:t xml:space="preserve">프리야: 투자자보다 변호사 먼저.</w:t>
-      </w:r>
-    </w:p>
-    <w:p>
-      <w:pPr>
-        <w:numPr>
-          <w:ilvl w:val="0"/>
-          <w:numId w:val="1005"/>
-        </w:numPr>
+    </w:p>
+    <w:p>
+      <w:pPr>
+        <w:pStyle w:val="BodyText"/>
       </w:pPr>
       <w:r>
         <w:t xml:space="preserve">NOAH: Exactly. And we need a third person. Someone who can make this stuff.</w:t>
       </w:r>
-      <w:r>
-        <w:t xml:space="preserve"> </w:t>
-      </w:r>
-      <w:r>
-        <w:t xml:space="preserve">노아: 맞아. 그리고 세 번째 사람이 필요해. 이걸 실제로 만들 수 있는 사람.</w:t>
-      </w:r>
-    </w:p>
-    <w:p>
-      <w:pPr>
-        <w:numPr>
-          <w:ilvl w:val="0"/>
-          <w:numId w:val="1005"/>
-        </w:numPr>
+    </w:p>
+    <w:p>
+      <w:pPr>
+        <w:pStyle w:val="BodyText"/>
       </w:pPr>
       <w:r>
         <w:t xml:space="preserve">PRIYA: Manufacturing. Sterile injectables. Do you know anyone?</w:t>
       </w:r>
-      <w:r>
-        <w:t xml:space="preserve"> </w:t>
-      </w:r>
-      <w:r>
-        <w:t xml:space="preserve">프리야: 생산. 무균 주사제. 아는 사람 있어?</w:t>
-      </w:r>
-    </w:p>
-    <w:p>
-      <w:pPr>
-        <w:numPr>
-          <w:ilvl w:val="0"/>
-          <w:numId w:val="1005"/>
-        </w:numPr>
+    </w:p>
+    <w:p>
+      <w:pPr>
+        <w:pStyle w:val="BodyText"/>
       </w:pPr>
       <w:r>
         <w:t xml:space="preserve">NOAH: I know one guy. He runs the fill line at Corwin, and he’s ex-Army, so he’s very strict about process. If anyone can make sterile injectables properly, it’s him.</w:t>
       </w:r>
-      <w:r>
-        <w:t xml:space="preserve"> </w:t>
-      </w:r>
-      <w:r>
-        <w:t xml:space="preserve">노아: 한 명 알아. 코윈에서 충전 라인을 맡고 있는데, 군인 출신이라 공정에 엄청 철저해. 무균 주사제를 제대로 만들 수 있는 사람이 있다면, 바로 그 사람이야.</w:t>
-      </w:r>
-    </w:p>
-    <w:p>
-      <w:pPr>
-        <w:numPr>
-          <w:ilvl w:val="0"/>
-          <w:numId w:val="1005"/>
-        </w:numPr>
+    </w:p>
+    <w:p>
+      <w:pPr>
+        <w:pStyle w:val="BodyText"/>
       </w:pPr>
       <w:r>
         <w:t xml:space="preserve">PRIYA: Corwin makes Lumaderm, Noah. This is going to be interesting.</w:t>
-      </w:r>
-      <w:r>
-        <w:t xml:space="preserve"> </w:t>
-      </w:r>
-      <w:r>
-        <w:t xml:space="preserve">프리야: 코윈은 루마덤을 만드는 데잖아, 노아. 이거 재밌어지겠는데.</w:t>
       </w:r>
     </w:p>
     <w:p>
@@ -2450,7 +1304,7 @@
               <w:jc w:val="left"/>
             </w:pPr>
             <w:r>
-              <w:t xml:space="preserve">06턴. 중요한 대화를 꺼내기 전 상사에게.</w:t>
+              <w:t xml:space="preserve">도입. 중요한 대화를 꺼내기 전 상사에게.</w:t>
             </w:r>
           </w:p>
         </w:tc>
@@ -2500,7 +1354,7 @@
               <w:jc w:val="left"/>
             </w:pPr>
             <w:r>
-              <w:t xml:space="preserve">15턴. 회의에서 상대에게 발언 기회를 줄 때.</w:t>
+              <w:t xml:space="preserve">도입. 회의에서 상대에게 발언 기회를 줄 때.</w:t>
             </w:r>
           </w:p>
         </w:tc>
@@ -2550,7 +1404,7 @@
               <w:jc w:val="left"/>
             </w:pPr>
             <w:r>
-              <w:t xml:space="preserve">16턴. 퇴사를 통보하는 가장 무난한 표현.</w:t>
+              <w:t xml:space="preserve">장면1. 퇴사를 통보하는 가장 무난한 표현.</w:t>
             </w:r>
           </w:p>
         </w:tc>
@@ -2600,7 +1454,7 @@
               <w:jc w:val="left"/>
             </w:pPr>
             <w:r>
-              <w:t xml:space="preserve">20턴. 붙잡는 제안(counteroffer)을 정중히 거절할 때.</w:t>
+              <w:t xml:space="preserve">장면1. 붙잡는 제안(counteroffer)을 정중히 거절할 때.</w:t>
             </w:r>
           </w:p>
         </w:tc>
@@ -2650,7 +1504,7 @@
               <w:jc w:val="left"/>
             </w:pPr>
             <w:r>
-              <w:t xml:space="preserve">38턴. 민감한 정보를 공개하지 않고 선을 그을 때.</w:t>
+              <w:t xml:space="preserve">장면1. 민감한 정보를 공개하지 않고 선을 그을 때.</w:t>
             </w:r>
           </w:p>
         </w:tc>
@@ -2700,7 +1554,7 @@
               <w:jc w:val="left"/>
             </w:pPr>
             <w:r>
-              <w:t xml:space="preserve">48턴. 소식을 먼저, 직접 전한다는 배려의 표현.</w:t>
+              <w:t xml:space="preserve">장면1. 소식을 먼저, 직접 전한다는 배려의 표현.</w:t>
             </w:r>
           </w:p>
         </w:tc>
@@ -2750,7 +1604,7 @@
               <w:jc w:val="left"/>
             </w:pPr>
             <w:r>
-              <w:t xml:space="preserve">64턴. 계약·조건의 범위를 정확히 확인할 때.</w:t>
+              <w:t xml:space="preserve">장면2. 계약·조건의 범위를 정확히 확인할 때.</w:t>
             </w:r>
           </w:p>
         </w:tc>
@@ -2800,7 +1654,7 @@
               <w:jc w:val="left"/>
             </w:pPr>
             <w:r>
-              <w:t xml:space="preserve">70턴. 추상적인 조항을 구체적 상황으로 바꿔 물을 때.</w:t>
+              <w:t xml:space="preserve">장면2. 추상적인 조항을 구체적 상황으로 바꿔 물을 때.</w:t>
             </w:r>
           </w:p>
         </w:tc>
@@ -2850,7 +1704,7 @@
               <w:jc w:val="left"/>
             </w:pPr>
             <w:r>
-              <w:t xml:space="preserve">89턴. 불편한 말을 꺼내기 전 예고.</w:t>
+              <w:t xml:space="preserve">절정·전환. 불편한 말을 꺼내기 전 예고.</w:t>
             </w:r>
           </w:p>
         </w:tc>
@@ -2900,7 +1754,7 @@
               <w:jc w:val="left"/>
             </w:pPr>
             <w:r>
-              <w:t xml:space="preserve">97~98턴. Tom의 습관어와 Noah의 답. 관계를 지키며 갈등을 마무리하는 짝 표현.</w:t>
+              <w:t xml:space="preserve">절정·전환. Tom의 습관어와 Noah의 답. 관계를 지키며 갈등을 마무리하는 짝 표현.</w:t>
             </w:r>
           </w:p>
         </w:tc>
@@ -3117,7 +1971,7 @@
           <w:bCs/>
           <w:b/>
         </w:rPr>
-        <w:t xml:space="preserve">22턴 NOAH:</w:t>
+        <w:t xml:space="preserve">NOAH (장면1):</w:t>
       </w:r>
       <w:r>
         <w:t xml:space="preserve"> </w:t>
@@ -3448,9 +2302,1102 @@
         <w:t xml:space="preserve">연봉 인상으로 붙잡는 상사에게 퇴사 이유를 같은 구조로 30단어 안팎으로 말해 보기.</w:t>
       </w:r>
     </w:p>
+    <w:p>
+      <w:r>
+        <w:pict>
+          <v:rect style="width:0;height:1.5pt" o:hralign="center" o:hrstd="t" o:hr="t"/>
+        </w:pict>
+      </w:r>
+    </w:p>
     <w:bookmarkEnd w:id="30"/>
     <w:bookmarkEnd w:id="31"/>
+    <w:bookmarkStart w:id="37" w:name="한국어-번역"/>
+    <w:p>
+      <w:pPr>
+        <w:pStyle w:val="Heading2"/>
+      </w:pPr>
+      <w:r>
+        <w:t xml:space="preserve">한국어 번역</w:t>
+      </w:r>
+    </w:p>
+    <w:bookmarkStart w:id="32" w:name="도입-tom의-방-월요일-오전-9시-1"/>
+    <w:p>
+      <w:pPr>
+        <w:pStyle w:val="Heading3"/>
+      </w:pPr>
+      <w:r>
+        <w:t xml:space="preserve">도입 — Tom의 방, 월요일 오전 9시</w:t>
+      </w:r>
+    </w:p>
+    <w:p>
+      <w:pPr>
+        <w:pStyle w:val="FirstParagraph"/>
+      </w:pPr>
+      <w:r>
+        <w:t xml:space="preserve">톰: 노아! 들어와, 들어와. 3분기 실적 봤어?</w:t>
+      </w:r>
+    </w:p>
+    <w:p>
+      <w:pPr>
+        <w:pStyle w:val="BodyText"/>
+      </w:pPr>
+      <w:r>
+        <w:t xml:space="preserve">노아: 아직요. 좋은 아침입니다, 톰.</w:t>
+      </w:r>
+    </w:p>
+    <w:p>
+      <w:pPr>
+        <w:pStyle w:val="BodyText"/>
+      </w:pPr>
+      <w:r>
+        <w:t xml:space="preserve">톰: 루마덤이 18퍼센트 올랐어. 자네 캠페인 덕분이야, 노아. 이사회도 알아챘고, 영업팀도 알아챘고, 솔직히 나도 알아챘지. 그래서 아침 일찍 자네를 보고 싶었던 거야.</w:t>
+      </w:r>
+    </w:p>
+    <w:p>
+      <w:pPr>
+        <w:pStyle w:val="BodyText"/>
+      </w:pPr>
+      <w:r>
+        <w:t xml:space="preserve">노아: 좋은 소식이네요. 팀 전체가 열심히 했죠.</w:t>
+      </w:r>
+    </w:p>
+    <w:p>
+      <w:pPr>
+        <w:pStyle w:val="BodyText"/>
+      </w:pPr>
+      <w:r>
+        <w:t xml:space="preserve">톰: 여전히 겸손하군.</w:t>
+      </w:r>
+      <w:r>
+        <w:t xml:space="preserve"> </w:t>
+      </w:r>
+      <w:r>
+        <w:t xml:space="preserve">“</w:t>
+      </w:r>
+      <w:r>
+        <w:t xml:space="preserve">머무는 결과.</w:t>
+      </w:r>
+      <w:r>
+        <w:t xml:space="preserve">”</w:t>
+      </w:r>
+      <w:r>
+        <w:t xml:space="preserve"> </w:t>
+      </w:r>
+      <w:r>
+        <w:t xml:space="preserve">우리 역사상 최고의 슬로건이야.</w:t>
+      </w:r>
+    </w:p>
+    <w:p>
+      <w:pPr>
+        <w:pStyle w:val="BodyText"/>
+      </w:pPr>
+      <w:r>
+        <w:t xml:space="preserve">노아: 감사합니다. 톰, 잠깐 시간 괜찮으세요?</w:t>
+      </w:r>
+    </w:p>
+    <w:p>
+      <w:pPr>
+        <w:pStyle w:val="BodyText"/>
+      </w:pPr>
+      <w:r>
+        <w:t xml:space="preserve">톰: 자네라면? 언제든. 근데 먼저 큰 소식이 있어. 앉아.</w:t>
+      </w:r>
+    </w:p>
+    <w:p>
+      <w:pPr>
+        <w:pStyle w:val="BodyText"/>
+      </w:pPr>
+      <w:r>
+        <w:t xml:space="preserve">노아: 네.</w:t>
+      </w:r>
+    </w:p>
+    <w:p>
+      <w:pPr>
+        <w:pStyle w:val="BodyText"/>
+      </w:pPr>
+      <w:r>
+        <w:t xml:space="preserve">톰: 내년 봄에 루마덤 립스를 출시해. 자네가 맡아 줬으면 해.</w:t>
+      </w:r>
+    </w:p>
+    <w:p>
+      <w:pPr>
+        <w:pStyle w:val="BodyText"/>
+      </w:pPr>
+      <w:r>
+        <w:t xml:space="preserve">노아: 루마덤 립스요. 그거… 큰 프로젝트네요.</w:t>
+      </w:r>
+    </w:p>
+    <w:p>
+      <w:pPr>
+        <w:pStyle w:val="BodyText"/>
+      </w:pPr>
+      <w:r>
+        <w:t xml:space="preserve">톰: 제일 크지. 승진도 따라와. 마케팅 디렉터.</w:t>
+      </w:r>
+    </w:p>
+    <w:p>
+      <w:pPr>
+        <w:pStyle w:val="BodyText"/>
+      </w:pPr>
+      <w:r>
+        <w:t xml:space="preserve">노아: 톰, 감사합니다. 진심으로요.</w:t>
+      </w:r>
+    </w:p>
+    <w:p>
+      <w:pPr>
+        <w:pStyle w:val="BodyText"/>
+      </w:pPr>
+      <w:r>
+        <w:t xml:space="preserve">톰: 근데?</w:t>
+      </w:r>
+      <w:r>
+        <w:t xml:space="preserve"> </w:t>
+      </w:r>
+      <w:r>
+        <w:t xml:space="preserve">“</w:t>
+      </w:r>
+      <w:r>
+        <w:t xml:space="preserve">근데</w:t>
+      </w:r>
+      <w:r>
+        <w:t xml:space="preserve">”</w:t>
+      </w:r>
+      <w:r>
+        <w:t xml:space="preserve">가 나올 것 같은데.</w:t>
+      </w:r>
+    </w:p>
+    <w:p>
+      <w:pPr>
+        <w:pStyle w:val="BodyText"/>
+      </w:pPr>
+      <w:r>
+        <w:t xml:space="preserve">노아: 근데 제가 드릴 말씀이 바로 그거예요.</w:t>
+      </w:r>
+    </w:p>
+    <w:p>
+      <w:pPr>
+        <w:pStyle w:val="BodyText"/>
+      </w:pPr>
+      <w:r>
+        <w:t xml:space="preserve">톰: 좋아. 말해 봐.</w:t>
+      </w:r>
+    </w:p>
     <w:bookmarkEnd w:id="32"/>
+    <w:bookmarkStart w:id="33" w:name="장면1-퇴사-통보-1"/>
+    <w:p>
+      <w:pPr>
+        <w:pStyle w:val="Heading3"/>
+      </w:pPr>
+      <w:r>
+        <w:t xml:space="preserve">장면1 — 퇴사 통보</w:t>
+      </w:r>
+    </w:p>
+    <w:p>
+      <w:pPr>
+        <w:pStyle w:val="FirstParagraph"/>
+      </w:pPr>
+      <w:r>
+        <w:t xml:space="preserve">노아: 다른 길을 가기로 했습니다. 할번을 떠나려고요.</w:t>
+      </w:r>
+    </w:p>
+    <w:p>
+      <w:pPr>
+        <w:pStyle w:val="BodyText"/>
+      </w:pPr>
+      <w:r>
+        <w:t xml:space="preserve">톰: 뭐라고? 노아, 이제 막 최고의 분기를 보냈잖아.</w:t>
+      </w:r>
+    </w:p>
+    <w:p>
+      <w:pPr>
+        <w:pStyle w:val="BodyText"/>
+      </w:pPr>
+      <w:r>
+        <w:t xml:space="preserve">노아: 알아요. 쉬운 결정이 아니었어요.</w:t>
+      </w:r>
+    </w:p>
+    <w:p>
+      <w:pPr>
+        <w:pStyle w:val="BodyText"/>
+      </w:pPr>
+      <w:r>
+        <w:t xml:space="preserve">톰: 돈 때문이야? 돈이라면 해결할 수 있어.</w:t>
+      </w:r>
+    </w:p>
+    <w:p>
+      <w:pPr>
+        <w:pStyle w:val="BodyText"/>
+      </w:pPr>
+      <w:r>
+        <w:t xml:space="preserve">노아: 돈 문제가 아니에요.</w:t>
+      </w:r>
+    </w:p>
+    <w:p>
+      <w:pPr>
+        <w:pStyle w:val="BodyText"/>
+      </w:pPr>
+      <w:r>
+        <w:t xml:space="preserve">톰: 그럼 직함이야? 디렉터 자리는 오늘이라도 줄 수 있어.</w:t>
+      </w:r>
+    </w:p>
+    <w:p>
+      <w:pPr>
+        <w:pStyle w:val="BodyText"/>
+      </w:pPr>
+      <w:r>
+        <w:t xml:space="preserve">노아: 직함도 아니에요. 여기서 많이 배웠고, 그건 감사하게 생각해요. 하지만 제 걸 직접 만들어 보고 싶어요. 지금 시도하지 않으면 영영 못 할 것 같아요.</w:t>
+      </w:r>
+    </w:p>
+    <w:p>
+      <w:pPr>
+        <w:pStyle w:val="BodyText"/>
+      </w:pPr>
+      <w:r>
+        <w:t xml:space="preserve">톰: 아. 스타트업. 요즘은 다들 스타트업 하고 싶어 하지.</w:t>
+      </w:r>
+    </w:p>
+    <w:p>
+      <w:pPr>
+        <w:pStyle w:val="BodyText"/>
+      </w:pPr>
+      <w:r>
+        <w:t xml:space="preserve">노아: 그럴지도요. 하지만 저는 신중하게 생각했어요.</w:t>
+      </w:r>
+    </w:p>
+    <w:p>
+      <w:pPr>
+        <w:pStyle w:val="BodyText"/>
+      </w:pPr>
+      <w:r>
+        <w:t xml:space="preserve">톰: 언제부터? 지난 금요일엔 행복해 보였는데.</w:t>
+      </w:r>
+    </w:p>
+    <w:p>
+      <w:pPr>
+        <w:pStyle w:val="BodyText"/>
+      </w:pPr>
+      <w:r>
+        <w:t xml:space="preserve">노아: 사실 지난 금요일 밤부터요. 일이 좀 있었어요.</w:t>
+      </w:r>
+    </w:p>
+    <w:p>
+      <w:pPr>
+        <w:pStyle w:val="BodyText"/>
+      </w:pPr>
+      <w:r>
+        <w:t xml:space="preserve">톰: 무슨 일이 있었는데?</w:t>
+      </w:r>
+    </w:p>
+    <w:p>
+      <w:pPr>
+        <w:pStyle w:val="BodyText"/>
+      </w:pPr>
+      <w:r>
+        <w:t xml:space="preserve">노아: 제 동생이 메디스파에서 필러를 맞았어요. 혈관 폐색이 왔고요.</w:t>
+      </w:r>
+    </w:p>
+    <w:p>
+      <w:pPr>
+        <w:pStyle w:val="BodyText"/>
+      </w:pPr>
+      <w:r>
+        <w:t xml:space="preserve">톰: 안됐군. 동생은 괜찮아?</w:t>
+      </w:r>
+    </w:p>
+    <w:p>
+      <w:pPr>
+        <w:pStyle w:val="BodyText"/>
+      </w:pPr>
+      <w:r>
+        <w:t xml:space="preserve">노아: 괜찮을 거예요. 그 필러가 루마덤 볼륨이었어요, 톰.</w:t>
+      </w:r>
+    </w:p>
+    <w:p>
+      <w:pPr>
+        <w:pStyle w:val="BodyText"/>
+      </w:pPr>
+      <w:r>
+        <w:t xml:space="preserve">톰: 그렇군. 시술자는 교육받은 사람이었고?</w:t>
+      </w:r>
+    </w:p>
+    <w:p>
+      <w:pPr>
+        <w:pStyle w:val="BodyText"/>
+      </w:pPr>
+      <w:r>
+        <w:t xml:space="preserve">노아: 아니요. 싸구려 메디스파였어요. 인스타그램 특가.</w:t>
+      </w:r>
+    </w:p>
+    <w:p>
+      <w:pPr>
+        <w:pStyle w:val="BodyText"/>
+      </w:pPr>
+      <w:r>
+        <w:t xml:space="preserve">톰: 그럼 시술자 잘못이지, 제품 잘못이 아니잖아.</w:t>
+      </w:r>
+    </w:p>
+    <w:p>
+      <w:pPr>
+        <w:pStyle w:val="BodyText"/>
+      </w:pPr>
+      <w:r>
+        <w:t xml:space="preserve">노아: 그럴 수도요. 근데 효소로 녹이는 데 몇 시간이 걸렸어요, 톰. 그 방에 앉아서 동생 코 색이 변하는 걸 지켜봤는데, 머릿속엔</w:t>
+      </w:r>
+      <w:r>
+        <w:t xml:space="preserve"> </w:t>
+      </w:r>
+      <w:r>
+        <w:t xml:space="preserve">‘</w:t>
+      </w:r>
+      <w:r>
+        <w:t xml:space="preserve">우리 제품이 이렇게 만들었구나</w:t>
+      </w:r>
+      <w:r>
+        <w:t xml:space="preserve">’</w:t>
+      </w:r>
+      <w:r>
+        <w:t xml:space="preserve"> </w:t>
+      </w:r>
+      <w:r>
+        <w:t xml:space="preserve">그 생각뿐이었어요.</w:t>
+      </w:r>
+    </w:p>
+    <w:p>
+      <w:pPr>
+        <w:pStyle w:val="BodyText"/>
+      </w:pPr>
+      <w:r>
+        <w:t xml:space="preserve">톰: 그게 트레이드오프지. 오래간다는 건 녹이기 어렵다는 뜻이고, 그걸 쓰는 의사라면 다 알아. 라벨에도 있어, 노아. 그리고 고객들은 바로 그 이유 때문에 우리 제품을 고른 거야.</w:t>
+      </w:r>
+    </w:p>
+    <w:p>
+      <w:pPr>
+        <w:pStyle w:val="BodyText"/>
+      </w:pPr>
+      <w:r>
+        <w:t xml:space="preserve">노아: 라벨에 있는 거 알아요. 그냥 그 생각이 머리를 떠나질 않아요.</w:t>
+      </w:r>
+    </w:p>
+    <w:p>
+      <w:pPr>
+        <w:pStyle w:val="BodyText"/>
+      </w:pPr>
+      <w:r>
+        <w:t xml:space="preserve">톰: 그래서 그 스타트업. 미용 쪽이야?</w:t>
+      </w:r>
+    </w:p>
+    <w:p>
+      <w:pPr>
+        <w:pStyle w:val="BodyText"/>
+      </w:pPr>
+      <w:r>
+        <w:t xml:space="preserve">노아: 아직은 자세히 말씀드리고 싶지 않아요.</w:t>
+      </w:r>
+    </w:p>
+    <w:p>
+      <w:pPr>
+        <w:pStyle w:val="BodyText"/>
+      </w:pPr>
+      <w:r>
+        <w:t xml:space="preserve">톰: 그건</w:t>
+      </w:r>
+      <w:r>
+        <w:t xml:space="preserve"> </w:t>
+      </w:r>
+      <w:r>
+        <w:t xml:space="preserve">“</w:t>
+      </w:r>
+      <w:r>
+        <w:t xml:space="preserve">그렇다</w:t>
+      </w:r>
+      <w:r>
+        <w:t xml:space="preserve">”</w:t>
+      </w:r>
+      <w:r>
+        <w:t xml:space="preserve">로 들리는데.</w:t>
+      </w:r>
+    </w:p>
+    <w:p>
+      <w:pPr>
+        <w:pStyle w:val="BodyText"/>
+      </w:pPr>
+      <w:r>
+        <w:t xml:space="preserve">노아: 제가 조심스럽다는 걸로 들으셨으면 해요.</w:t>
+      </w:r>
+    </w:p>
+    <w:p>
+      <w:pPr>
+        <w:pStyle w:val="BodyText"/>
+      </w:pPr>
+      <w:r>
+        <w:t xml:space="preserve">톰: 그래. 마지막 날은 언제야?</w:t>
+      </w:r>
+    </w:p>
+    <w:p>
+      <w:pPr>
+        <w:pStyle w:val="BodyText"/>
+      </w:pPr>
+      <w:r>
+        <w:t xml:space="preserve">노아: 2주 전에 통보드리는 거예요. 오늘 서면으로 보낼게요.</w:t>
+      </w:r>
+    </w:p>
+    <w:p>
+      <w:pPr>
+        <w:pStyle w:val="BodyText"/>
+      </w:pPr>
+      <w:r>
+        <w:t xml:space="preserve">톰: 루마덤 립스 출시는?</w:t>
+      </w:r>
+    </w:p>
+    <w:p>
+      <w:pPr>
+        <w:pStyle w:val="BodyText"/>
+      </w:pPr>
+      <w:r>
+        <w:t xml:space="preserve">노아: 일정, 연락처, 아직 결정 안 된 사항까지 담아서 인수인계 계획서를 꼼꼼히 쓸게요. 제나가 맡으면 되고, 남은 2주 동안 제나가 준비될 수 있게 확실히 도울게요.</w:t>
+      </w:r>
+    </w:p>
+    <w:p>
+      <w:pPr>
+        <w:pStyle w:val="BodyText"/>
+      </w:pPr>
+      <w:r>
+        <w:t xml:space="preserve">톰: 제나는 자네가 아니야.</w:t>
+      </w:r>
+    </w:p>
+    <w:p>
+      <w:pPr>
+        <w:pStyle w:val="BodyText"/>
+      </w:pPr>
+      <w:r>
+        <w:t xml:space="preserve">노아: 제나 정말 잘해요. 데이터는 저보다 나아요.</w:t>
+      </w:r>
+    </w:p>
+    <w:p>
+      <w:pPr>
+        <w:pStyle w:val="BodyText"/>
+      </w:pPr>
+      <w:r>
+        <w:t xml:space="preserve">톰: 정말 마음을 정했구나.</w:t>
+      </w:r>
+    </w:p>
+    <w:p>
+      <w:pPr>
+        <w:pStyle w:val="BodyText"/>
+      </w:pPr>
+      <w:r>
+        <w:t xml:space="preserve">노아: 네. 직접 먼저 말씀드리고 싶었어요.</w:t>
+      </w:r>
+    </w:p>
+    <w:p>
+      <w:pPr>
+        <w:pStyle w:val="BodyText"/>
+      </w:pPr>
+      <w:r>
+        <w:t xml:space="preserve">톰: 그건 고맙군. 인사팀 메건한테 가 봐. 절차를 안내해 줄 거야.</w:t>
+      </w:r>
+    </w:p>
+    <w:p>
+      <w:pPr>
+        <w:pStyle w:val="BodyText"/>
+      </w:pPr>
+      <w:r>
+        <w:t xml:space="preserve">노아: 감사합니다, 톰. 전부 다요. 진심이에요.</w:t>
+      </w:r>
+    </w:p>
+    <w:bookmarkEnd w:id="33"/>
+    <w:bookmarkStart w:id="34" w:name="장면2-인사팀-회의실-오전-11시-1"/>
+    <w:p>
+      <w:pPr>
+        <w:pStyle w:val="Heading3"/>
+      </w:pPr>
+      <w:r>
+        <w:t xml:space="preserve">장면2 — 인사팀 회의실, 오전 11시</w:t>
+      </w:r>
+    </w:p>
+    <w:p>
+      <w:pPr>
+        <w:pStyle w:val="FirstParagraph"/>
+      </w:pPr>
+      <w:r>
+        <w:t xml:space="preserve">메건: 안녕하세요, 노아. 톰한테 들었어요. 떠나신다니 아쉽네요.</w:t>
+      </w:r>
+    </w:p>
+    <w:p>
+      <w:pPr>
+        <w:pStyle w:val="BodyText"/>
+      </w:pPr>
+      <w:r>
+        <w:t xml:space="preserve">노아: 고마워요, 메건. 좋은 4년이었어요.</w:t>
+      </w:r>
+    </w:p>
+    <w:p>
+      <w:pPr>
+        <w:pStyle w:val="BodyText"/>
+      </w:pPr>
+      <w:r>
+        <w:t xml:space="preserve">메건: 퇴사 체크리스트를 같이 볼게요. 오래 안 걸려요.</w:t>
+      </w:r>
+    </w:p>
+    <w:p>
+      <w:pPr>
+        <w:pStyle w:val="BodyText"/>
+      </w:pPr>
+      <w:r>
+        <w:t xml:space="preserve">노아: 네. 시작하세요.</w:t>
+      </w:r>
+    </w:p>
+    <w:p>
+      <w:pPr>
+        <w:pStyle w:val="BodyText"/>
+      </w:pPr>
+      <w:r>
+        <w:t xml:space="preserve">메건: 먼저 노트북과 출입증이요. 마지막 날 반납하시면 돼요.</w:t>
+      </w:r>
+    </w:p>
+    <w:p>
+      <w:pPr>
+        <w:pStyle w:val="BodyText"/>
+      </w:pPr>
+      <w:r>
+        <w:t xml:space="preserve">노아: 알겠어요. 제 파일들은요?</w:t>
+      </w:r>
+    </w:p>
+    <w:p>
+      <w:pPr>
+        <w:pStyle w:val="BodyText"/>
+      </w:pPr>
+      <w:r>
+        <w:t xml:space="preserve">메건: 회사 파일은 여기 남아요. 개인 저장장치에 아무것도 복사하지 마세요.</w:t>
+      </w:r>
+    </w:p>
+    <w:p>
+      <w:pPr>
+        <w:pStyle w:val="BodyText"/>
+      </w:pPr>
+      <w:r>
+        <w:t xml:space="preserve">노아: 알겠습니다. 아무것도 안 가져갈게요.</w:t>
+      </w:r>
+    </w:p>
+    <w:p>
+      <w:pPr>
+        <w:pStyle w:val="BodyText"/>
+      </w:pPr>
+      <w:r>
+        <w:t xml:space="preserve">메건: 다음은 계약 조항이에요. 4년 전에 서명하신 거 기억나세요?</w:t>
+      </w:r>
+    </w:p>
+    <w:p>
+      <w:pPr>
+        <w:pStyle w:val="BodyText"/>
+      </w:pPr>
+      <w:r>
+        <w:t xml:space="preserve">노아: 솔직히요? 첫날 서류 더미에 서명했던 것만 기억나요.</w:t>
+      </w:r>
+    </w:p>
+    <w:p>
+      <w:pPr>
+        <w:pStyle w:val="BodyText"/>
+      </w:pPr>
+      <w:r>
+        <w:t xml:space="preserve">메건: 다들 그래요. 중요한 부분이 세 가지예요. 첫째는 기밀 유지예요.</w:t>
+      </w:r>
+    </w:p>
+    <w:p>
+      <w:pPr>
+        <w:pStyle w:val="BodyText"/>
+      </w:pPr>
+      <w:r>
+        <w:t xml:space="preserve">노아: 할번의 기밀을 공유하면 안 된다. 당연하죠.</w:t>
+      </w:r>
+    </w:p>
+    <w:p>
+      <w:pPr>
+        <w:pStyle w:val="BodyText"/>
+      </w:pPr>
+      <w:r>
+        <w:t xml:space="preserve">메건: 둘째, 지식재산권 양도 조항이요.</w:t>
+      </w:r>
+    </w:p>
+    <w:p>
+      <w:pPr>
+        <w:pStyle w:val="BodyText"/>
+      </w:pPr>
+      <w:r>
+        <w:t xml:space="preserve">노아: 확인차 여쭤볼게요. 그게 정확히 어디까지예요?</w:t>
+      </w:r>
+    </w:p>
+    <w:p>
+      <w:pPr>
+        <w:pStyle w:val="BodyText"/>
+      </w:pPr>
+      <w:r>
+        <w:t xml:space="preserve">메건: 재직 중에 여기서 발명한 건 전부 할번 소유예요. 제형, 공정, 심지어 마케팅 아이디어까지 포함돼요. 회사에 다니는 동안 만들어진 거라면요.</w:t>
+      </w:r>
+    </w:p>
+    <w:p>
+      <w:pPr>
+        <w:pStyle w:val="BodyText"/>
+      </w:pPr>
+      <w:r>
+        <w:t xml:space="preserve">노아: 집에서 떠올린 아이디어도요? 주말에요?</w:t>
+      </w:r>
+    </w:p>
+    <w:p>
+      <w:pPr>
+        <w:pStyle w:val="BodyText"/>
+      </w:pPr>
+      <w:r>
+        <w:t xml:space="preserve">메건: 할번 사업과 관련 있으면, 그럴 수도 있어요. 문구가 넓게 돼 있거든요.</w:t>
+      </w:r>
+    </w:p>
+    <w:p>
+      <w:pPr>
+        <w:pStyle w:val="BodyText"/>
+      </w:pPr>
+      <w:r>
+        <w:t xml:space="preserve">노아: 그렇군요. 세 번째는요?</w:t>
+      </w:r>
+    </w:p>
+    <w:p>
+      <w:pPr>
+        <w:pStyle w:val="BodyText"/>
+      </w:pPr>
+      <w:r>
+        <w:t xml:space="preserve">메건: 경업금지예요. 12개월, 미용 주사제 분야.</w:t>
+      </w:r>
+    </w:p>
+    <w:p>
+      <w:pPr>
+        <w:pStyle w:val="BodyText"/>
+      </w:pPr>
+      <w:r>
+        <w:t xml:space="preserve">노아: 실제로는 어떤 의미죠?</w:t>
+      </w:r>
+    </w:p>
+    <w:p>
+      <w:pPr>
+        <w:pStyle w:val="BodyText"/>
+      </w:pPr>
+      <w:r>
+        <w:t xml:space="preserve">메건: 1년 동안 미용 주사제 분야의 경쟁사에서 일할 수 없어요. 경쟁사를 차리는 것도 안 되고요. 그러니까 12개월이 끝날 때까지 그 분야에서 새 회사는 안 된다는 뜻이에요.</w:t>
+      </w:r>
+    </w:p>
+    <w:p>
+      <w:pPr>
+        <w:pStyle w:val="BodyText"/>
+      </w:pPr>
+      <w:r>
+        <w:t xml:space="preserve">노아: 차리는 것도요. 그게 들어 있어요?</w:t>
+      </w:r>
+    </w:p>
+    <w:p>
+      <w:pPr>
+        <w:pStyle w:val="BodyText"/>
+      </w:pPr>
+      <w:r>
+        <w:t xml:space="preserve">메건: 6페이지 4항이요. 사본을 출력해 드릴게요.</w:t>
+      </w:r>
+    </w:p>
+    <w:p>
+      <w:pPr>
+        <w:pStyle w:val="BodyText"/>
+      </w:pPr>
+      <w:r>
+        <w:t xml:space="preserve">노아: 네, 부탁해요. 그게 텍사스에서 효력이 있긴 해요?</w:t>
+      </w:r>
+    </w:p>
+    <w:p>
+      <w:pPr>
+        <w:pStyle w:val="BodyText"/>
+      </w:pPr>
+      <w:r>
+        <w:t xml:space="preserve">메건: 전 변호사가 아니에요, 노아. 법률 자문은 드릴 수 없어요.</w:t>
+      </w:r>
+    </w:p>
+    <w:p>
+      <w:pPr>
+        <w:pStyle w:val="BodyText"/>
+      </w:pPr>
+      <w:r>
+        <w:t xml:space="preserve">노아: 그렇죠. 죄송해요. 그건 여쭤보면 안 되는 거였네요.</w:t>
+      </w:r>
+    </w:p>
+    <w:p>
+      <w:pPr>
+        <w:pStyle w:val="BodyText"/>
+      </w:pPr>
+      <w:r>
+        <w:t xml:space="preserve">메건: 괜찮아요. 사적으로 말씀드리면요? 따로 변호사를 구하세요. 빨리요. 이런 계약서는 노아 씨가 아니라 회사를 보호하려고 쓰인 거예요. 그러니까 노아 씨 편에서 읽어 줄 사람이 있어야 해요.</w:t>
+      </w:r>
+    </w:p>
+    <w:p>
+      <w:pPr>
+        <w:pStyle w:val="BodyText"/>
+      </w:pPr>
+      <w:r>
+        <w:t xml:space="preserve">노아: 이번 주에만 그 말을 두 번째 듣네요.</w:t>
+      </w:r>
+    </w:p>
+    <w:p>
+      <w:pPr>
+        <w:pStyle w:val="BodyText"/>
+      </w:pPr>
+      <w:r>
+        <w:t xml:space="preserve">메건: 그럼 아마 좋은 조언이겠죠. 여기 사본이요.</w:t>
+      </w:r>
+    </w:p>
+    <w:p>
+      <w:pPr>
+        <w:pStyle w:val="BodyText"/>
+      </w:pPr>
+      <w:r>
+        <w:t xml:space="preserve">노아: 고마워요, 메건. 아주 명확하게 설명해 주셨어요.</w:t>
+      </w:r>
+    </w:p>
+    <w:bookmarkEnd w:id="34"/>
+    <w:bookmarkStart w:id="35" w:name="절정전환-tom의-방-오후-5시-1"/>
+    <w:p>
+      <w:pPr>
+        <w:pStyle w:val="Heading3"/>
+      </w:pPr>
+      <w:r>
+        <w:t xml:space="preserve">절정·전환 — Tom의 방, 오후 5시</w:t>
+      </w:r>
+    </w:p>
+    <w:p>
+      <w:pPr>
+        <w:pStyle w:val="FirstParagraph"/>
+      </w:pPr>
+      <w:r>
+        <w:t xml:space="preserve">톰: 노아. 문 닫아. 잠깐 시간 돼?</w:t>
+      </w:r>
+    </w:p>
+    <w:p>
+      <w:pPr>
+        <w:pStyle w:val="BodyText"/>
+      </w:pPr>
+      <w:r>
+        <w:t xml:space="preserve">노아: 네, 톰.</w:t>
+      </w:r>
+    </w:p>
+    <w:p>
+      <w:pPr>
+        <w:pStyle w:val="BodyText"/>
+      </w:pPr>
+      <w:r>
+        <w:t xml:space="preserve">톰: 영업 부사장이랑 얘기해 봤어. 디렉터보다 더 해 줄 수 있어.</w:t>
+      </w:r>
+    </w:p>
+    <w:p>
+      <w:pPr>
+        <w:pStyle w:val="BodyText"/>
+      </w:pPr>
+      <w:r>
+        <w:t xml:space="preserve">노아: 톰, 제발요. 이미 결정했어요.</w:t>
+      </w:r>
+    </w:p>
+    <w:p>
+      <w:pPr>
+        <w:pStyle w:val="BodyText"/>
+      </w:pPr>
+      <w:r>
+        <w:t xml:space="preserve">톰: 시니어 디렉터. 연봉 30퍼센트 인상. 주식도 얹어서. 노아, 오늘 이 제안 받아 내느라 내가 싸워야 했어. 그러니까 뭐라고 하기 전에, 적어도 이게 자네 미래에 어떤 의미인지 생각해 봐.</w:t>
+      </w:r>
+    </w:p>
+    <w:p>
+      <w:pPr>
+        <w:pStyle w:val="BodyText"/>
+      </w:pPr>
+      <w:r>
+        <w:t xml:space="preserve">노아: 정말 후한 제안이네요. 하지만 제 대답은 그대로 ’아니요’예요.</w:t>
+      </w:r>
+    </w:p>
+    <w:p>
+      <w:pPr>
+        <w:pStyle w:val="BodyText"/>
+      </w:pPr>
+      <w:r>
+        <w:t xml:space="preserve">톰: 자네가 뭘 포기하는지 알아?</w:t>
+      </w:r>
+    </w:p>
+    <w:p>
+      <w:pPr>
+        <w:pStyle w:val="BodyText"/>
+      </w:pPr>
+      <w:r>
+        <w:t xml:space="preserve">노아: 제가 뭘 포기하는지 정확히 알아요.</w:t>
+      </w:r>
+    </w:p>
+    <w:p>
+      <w:pPr>
+        <w:pStyle w:val="BodyText"/>
+      </w:pPr>
+      <w:r>
+        <w:t xml:space="preserve">톰: 그럼 솔직하게 말할게. 친구로서.</w:t>
+      </w:r>
+    </w:p>
+    <w:p>
+      <w:pPr>
+        <w:pStyle w:val="BodyText"/>
+      </w:pPr>
+      <w:r>
+        <w:t xml:space="preserve">노아: 말씀하세요.</w:t>
+      </w:r>
+    </w:p>
+    <w:p>
+      <w:pPr>
+        <w:pStyle w:val="BodyText"/>
+      </w:pPr>
+      <w:r>
+        <w:t xml:space="preserve">톰: 자네가 필러 쪽에서 뭘 만들고 있다면, 난 알게 될 거야.</w:t>
+      </w:r>
+    </w:p>
+    <w:p>
+      <w:pPr>
+        <w:pStyle w:val="BodyText"/>
+      </w:pPr>
+      <w:r>
+        <w:t xml:space="preserve">노아: 그거 경고예요?</w:t>
+      </w:r>
+    </w:p>
+    <w:p>
+      <w:pPr>
+        <w:pStyle w:val="BodyText"/>
+      </w:pPr>
+      <w:r>
+        <w:t xml:space="preserve">톰: 사실이야. 이 업계는 좁고, 다들 말이 많아. 의사는 영업 담당자한테 말하고, 영업 담당자는 매니저한테 말하지. 그러다 보면 결국 새로운 필러 프로젝트는 전부 내 책상 위로 올라와.</w:t>
+      </w:r>
+    </w:p>
+    <w:p>
+      <w:pPr>
+        <w:pStyle w:val="BodyText"/>
+      </w:pPr>
+      <w:r>
+        <w:t xml:space="preserve">노아: 계약은 지킬게요, 톰. 한 글자도 빠짐없이.</w:t>
+      </w:r>
+    </w:p>
+    <w:p>
+      <w:pPr>
+        <w:pStyle w:val="BodyText"/>
+      </w:pPr>
+      <w:r>
+        <w:t xml:space="preserve">톰: 좋아. 할번 변호사들도 한 글자도 빠짐없이 읽을 테니까.</w:t>
+      </w:r>
+    </w:p>
+    <w:p>
+      <w:pPr>
+        <w:pStyle w:val="BodyText"/>
+      </w:pPr>
+      <w:r>
+        <w:t xml:space="preserve">노아: 알겠습니다.</w:t>
+      </w:r>
+    </w:p>
+    <w:p>
+      <w:pPr>
+        <w:pStyle w:val="BodyText"/>
+      </w:pPr>
+      <w:r>
+        <w:t xml:space="preserve">톰: 개인적인 감정은 없어, 노아. 그냥 비즈니스야.</w:t>
+      </w:r>
+    </w:p>
+    <w:p>
+      <w:pPr>
+        <w:pStyle w:val="BodyText"/>
+      </w:pPr>
+      <w:r>
+        <w:t xml:space="preserve">노아: 알아요. 서운한 거 없어요.</w:t>
+      </w:r>
+    </w:p>
+    <w:p>
+      <w:pPr>
+        <w:pStyle w:val="BodyText"/>
+      </w:pPr>
+      <w:r>
+        <w:t xml:space="preserve">톰: 자네가 루마덤을 1등 제품으로 만들었어. 그건 잊지 마.</w:t>
+      </w:r>
+    </w:p>
+    <w:p>
+      <w:pPr>
+        <w:pStyle w:val="BodyText"/>
+      </w:pPr>
+      <w:r>
+        <w:t xml:space="preserve">노아: 안 잊을게요. 그게 제 동생한테 무슨 일을 했는지도 봤고요.</w:t>
+      </w:r>
+    </w:p>
+    <w:p>
+      <w:pPr>
+        <w:pStyle w:val="BodyText"/>
+      </w:pPr>
+      <w:r>
+        <w:t xml:space="preserve">톰: 그건 감정이야. 이해는 해. 하지만 비즈니스는 감정으로 굴러가지 않아. 투자자는 숫자를 원하고, 규제 당국은 데이터를 원해. 자네 동생이 힘든 밤을 보냈다고 회사에 돈을 대 줄 사람은 없어.</w:t>
+      </w:r>
+    </w:p>
+    <w:p>
+      <w:pPr>
+        <w:pStyle w:val="BodyText"/>
+      </w:pPr>
+      <w:r>
+        <w:t xml:space="preserve">노아: 그럴지도요. 하지만 감정에서 시작할 수는 있겠죠.</w:t>
+      </w:r>
+    </w:p>
+    <w:p>
+      <w:pPr>
+        <w:pStyle w:val="BodyText"/>
+      </w:pPr>
+      <w:r>
+        <w:t xml:space="preserve">톰: 좋은 대사네. 자넨 늘 좋은 문장을 썼지.</w:t>
+      </w:r>
+    </w:p>
+    <w:p>
+      <w:pPr>
+        <w:pStyle w:val="BodyText"/>
+      </w:pPr>
+      <w:r>
+        <w:t xml:space="preserve">노아: 좋은 4년이었어요. 감사합니다, 톰.</w:t>
+      </w:r>
+    </w:p>
+    <w:p>
+      <w:pPr>
+        <w:pStyle w:val="BodyText"/>
+      </w:pPr>
+      <w:r>
+        <w:t xml:space="preserve">톰: 머무는 결과, 노아. 그거 누가 썼는지 기억해.</w:t>
+      </w:r>
+    </w:p>
+    <w:bookmarkEnd w:id="35"/>
+    <w:bookmarkStart w:id="36" w:name="마무리-저녁-7시-차-안에서-전화-1"/>
+    <w:p>
+      <w:pPr>
+        <w:pStyle w:val="Heading3"/>
+      </w:pPr>
+      <w:r>
+        <w:t xml:space="preserve">마무리 — 저녁 7시, 차 안에서 전화</w:t>
+      </w:r>
+    </w:p>
+    <w:p>
+      <w:pPr>
+        <w:pStyle w:val="FirstParagraph"/>
+      </w:pPr>
+      <w:r>
+        <w:t xml:space="preserve">프리야: 그래서? 말했어?</w:t>
+      </w:r>
+    </w:p>
+    <w:p>
+      <w:pPr>
+        <w:pStyle w:val="BodyText"/>
+      </w:pPr>
+      <w:r>
+        <w:t xml:space="preserve">노아: 뛰어내렸어. 2주 전 통보. 공식적으로.</w:t>
+      </w:r>
+    </w:p>
+    <w:p>
+      <w:pPr>
+        <w:pStyle w:val="BodyText"/>
+      </w:pPr>
+      <w:r>
+        <w:t xml:space="preserve">프리야: 와. 기분이 어때?</w:t>
+      </w:r>
+    </w:p>
+    <w:p>
+      <w:pPr>
+        <w:pStyle w:val="BodyText"/>
+      </w:pPr>
+      <w:r>
+        <w:t xml:space="preserve">노아: 무서워. 그리고 이상하게 가벼워. 무거운 가방을 내려놓은 것처럼. 4년 동안 내가 믿는 제품을 팔았는데, 오늘 제대로 된 계획도 없이 거기서 걸어 나왔어.</w:t>
+      </w:r>
+    </w:p>
+    <w:p>
+      <w:pPr>
+        <w:pStyle w:val="BodyText"/>
+      </w:pPr>
+      <w:r>
+        <w:t xml:space="preserve">프리야: 톰은 어떻게 받아들였어?</w:t>
+      </w:r>
+    </w:p>
+    <w:p>
+      <w:pPr>
+        <w:pStyle w:val="BodyText"/>
+      </w:pPr>
+      <w:r>
+        <w:t xml:space="preserve">노아: 시니어 디렉터 자리를 제안했어. 그러고는 경고하더라.</w:t>
+      </w:r>
+    </w:p>
+    <w:p>
+      <w:pPr>
+        <w:pStyle w:val="BodyText"/>
+      </w:pPr>
+      <w:r>
+        <w:t xml:space="preserve">프리야: 뭘 경고했는데?</w:t>
+      </w:r>
+    </w:p>
+    <w:p>
+      <w:pPr>
+        <w:pStyle w:val="BodyText"/>
+      </w:pPr>
+      <w:r>
+        <w:t xml:space="preserve">노아: 경업금지 조항이 있어. 12개월. 경쟁사를 차리면 안 된대.</w:t>
+      </w:r>
+    </w:p>
+    <w:p>
+      <w:pPr>
+        <w:pStyle w:val="BodyText"/>
+      </w:pPr>
+      <w:r>
+        <w:t xml:space="preserve">프리야: 12개월? 노아, 그게 딱 우리가 하려는 거잖아.</w:t>
+      </w:r>
+    </w:p>
+    <w:p>
+      <w:pPr>
+        <w:pStyle w:val="BodyText"/>
+      </w:pPr>
+      <w:r>
+        <w:t xml:space="preserve">노아: 알아. 그래서 1번 조건이 중요한 거지.</w:t>
+      </w:r>
+    </w:p>
+    <w:p>
+      <w:pPr>
+        <w:pStyle w:val="BodyText"/>
+      </w:pPr>
+      <w:r>
+        <w:t xml:space="preserve">프리야: 투자자보다 변호사 먼저.</w:t>
+      </w:r>
+    </w:p>
+    <w:p>
+      <w:pPr>
+        <w:pStyle w:val="BodyText"/>
+      </w:pPr>
+      <w:r>
+        <w:t xml:space="preserve">노아: 맞아. 그리고 세 번째 사람이 필요해. 이걸 실제로 만들 수 있는 사람.</w:t>
+      </w:r>
+    </w:p>
+    <w:p>
+      <w:pPr>
+        <w:pStyle w:val="BodyText"/>
+      </w:pPr>
+      <w:r>
+        <w:t xml:space="preserve">프리야: 생산. 무균 주사제. 아는 사람 있어?</w:t>
+      </w:r>
+    </w:p>
+    <w:p>
+      <w:pPr>
+        <w:pStyle w:val="BodyText"/>
+      </w:pPr>
+      <w:r>
+        <w:t xml:space="preserve">노아: 한 명 알아. 코윈에서 충전 라인을 맡고 있는데, 군인 출신이라 공정에 엄청 철저해. 무균 주사제를 제대로 만들 수 있는 사람이 있다면, 바로 그 사람이야.</w:t>
+      </w:r>
+    </w:p>
+    <w:p>
+      <w:pPr>
+        <w:pStyle w:val="BodyText"/>
+      </w:pPr>
+      <w:r>
+        <w:t xml:space="preserve">프리야: 코윈은 루마덤을 만드는 데잖아, 노아. 이거 재밌어지겠는데.</w:t>
+      </w:r>
+    </w:p>
+    <w:bookmarkEnd w:id="36"/>
+    <w:bookmarkEnd w:id="37"/>
+    <w:bookmarkEnd w:id="38"/>
     <w:sectPr/>
   </w:body>
 </w:document>
@@ -3557,583 +3504,8 @@
       </w:pPr>
     </w:lvl>
   </w:abstractNum>
-  <w:abstractNum w:abstractNumId="99411">
-    <w:nsid w:val="A99411"/>
-    <w:multiLevelType w:val="multilevel"/>
-    <w:lvl w:ilvl="0">
-      <w:start w:val="1"/>
-      <w:numFmt w:val="decimal"/>
-      <w:lvlText w:val="%1."/>
-      <w:lvlJc w:val="left"/>
-      <w:pPr>
-        <w:ind w:left="720" w:hanging="480"/>
-      </w:pPr>
-    </w:lvl>
-    <w:lvl w:ilvl="1">
-      <w:start w:val="1"/>
-      <w:numFmt w:val="decimal"/>
-      <w:lvlText w:val="%2."/>
-      <w:lvlJc w:val="left"/>
-      <w:pPr>
-        <w:ind w:left="1440" w:hanging="480"/>
-      </w:pPr>
-    </w:lvl>
-    <w:lvl w:ilvl="2">
-      <w:start w:val="1"/>
-      <w:numFmt w:val="decimal"/>
-      <w:lvlText w:val="%3."/>
-      <w:lvlJc w:val="left"/>
-      <w:pPr>
-        <w:ind w:left="2160" w:hanging="480"/>
-      </w:pPr>
-    </w:lvl>
-    <w:lvl w:ilvl="3">
-      <w:start w:val="1"/>
-      <w:numFmt w:val="decimal"/>
-      <w:lvlText w:val="%4."/>
-      <w:lvlJc w:val="left"/>
-      <w:pPr>
-        <w:ind w:left="2880" w:hanging="480"/>
-      </w:pPr>
-    </w:lvl>
-    <w:lvl w:ilvl="4">
-      <w:start w:val="1"/>
-      <w:numFmt w:val="decimal"/>
-      <w:lvlText w:val="%5."/>
-      <w:lvlJc w:val="left"/>
-      <w:pPr>
-        <w:ind w:left="3600" w:hanging="480"/>
-      </w:pPr>
-    </w:lvl>
-    <w:lvl w:ilvl="5">
-      <w:start w:val="1"/>
-      <w:numFmt w:val="decimal"/>
-      <w:lvlText w:val="%6."/>
-      <w:lvlJc w:val="left"/>
-      <w:pPr>
-        <w:ind w:left="4320" w:hanging="480"/>
-      </w:pPr>
-    </w:lvl>
-    <w:lvl w:ilvl="6">
-      <w:start w:val="1"/>
-      <w:numFmt w:val="decimal"/>
-      <w:lvlText w:val="%7."/>
-      <w:lvlJc w:val="left"/>
-      <w:pPr>
-        <w:ind w:left="5040" w:hanging="480"/>
-      </w:pPr>
-    </w:lvl>
-    <w:lvl w:ilvl="7">
-      <w:start w:val="1"/>
-      <w:numFmt w:val="decimal"/>
-      <w:lvlText w:val="%8."/>
-      <w:lvlJc w:val="left"/>
-      <w:pPr>
-        <w:ind w:left="5760" w:hanging="480"/>
-      </w:pPr>
-    </w:lvl>
-    <w:lvl w:ilvl="8">
-      <w:start w:val="1"/>
-      <w:numFmt w:val="decimal"/>
-      <w:lvlText w:val="%9."/>
-      <w:lvlJc w:val="left"/>
-      <w:pPr>
-        <w:ind w:left="6480" w:hanging="480"/>
-      </w:pPr>
-    </w:lvl>
-  </w:abstractNum>
-  <w:abstractNum w:abstractNumId="994116">
-    <w:nsid w:val="A994116"/>
-    <w:multiLevelType w:val="multilevel"/>
-    <w:lvl w:ilvl="0">
-      <w:start w:val="16"/>
-      <w:numFmt w:val="decimal"/>
-      <w:lvlText w:val="%1."/>
-      <w:lvlJc w:val="left"/>
-      <w:pPr>
-        <w:ind w:left="720" w:hanging="480"/>
-      </w:pPr>
-    </w:lvl>
-    <w:lvl w:ilvl="1">
-      <w:start w:val="16"/>
-      <w:numFmt w:val="decimal"/>
-      <w:lvlText w:val="%2."/>
-      <w:lvlJc w:val="left"/>
-      <w:pPr>
-        <w:ind w:left="1440" w:hanging="480"/>
-      </w:pPr>
-    </w:lvl>
-    <w:lvl w:ilvl="2">
-      <w:start w:val="16"/>
-      <w:numFmt w:val="decimal"/>
-      <w:lvlText w:val="%3."/>
-      <w:lvlJc w:val="left"/>
-      <w:pPr>
-        <w:ind w:left="2160" w:hanging="480"/>
-      </w:pPr>
-    </w:lvl>
-    <w:lvl w:ilvl="3">
-      <w:start w:val="16"/>
-      <w:numFmt w:val="decimal"/>
-      <w:lvlText w:val="%4."/>
-      <w:lvlJc w:val="left"/>
-      <w:pPr>
-        <w:ind w:left="2880" w:hanging="480"/>
-      </w:pPr>
-    </w:lvl>
-    <w:lvl w:ilvl="4">
-      <w:start w:val="16"/>
-      <w:numFmt w:val="decimal"/>
-      <w:lvlText w:val="%5."/>
-      <w:lvlJc w:val="left"/>
-      <w:pPr>
-        <w:ind w:left="3600" w:hanging="480"/>
-      </w:pPr>
-    </w:lvl>
-    <w:lvl w:ilvl="5">
-      <w:start w:val="16"/>
-      <w:numFmt w:val="decimal"/>
-      <w:lvlText w:val="%6."/>
-      <w:lvlJc w:val="left"/>
-      <w:pPr>
-        <w:ind w:left="4320" w:hanging="480"/>
-      </w:pPr>
-    </w:lvl>
-    <w:lvl w:ilvl="6">
-      <w:start w:val="16"/>
-      <w:numFmt w:val="decimal"/>
-      <w:lvlText w:val="%7."/>
-      <w:lvlJc w:val="left"/>
-      <w:pPr>
-        <w:ind w:left="5040" w:hanging="480"/>
-      </w:pPr>
-    </w:lvl>
-    <w:lvl w:ilvl="7">
-      <w:start w:val="16"/>
-      <w:numFmt w:val="decimal"/>
-      <w:lvlText w:val="%8."/>
-      <w:lvlJc w:val="left"/>
-      <w:pPr>
-        <w:ind w:left="5760" w:hanging="480"/>
-      </w:pPr>
-    </w:lvl>
-    <w:lvl w:ilvl="8">
-      <w:start w:val="16"/>
-      <w:numFmt w:val="decimal"/>
-      <w:lvlText w:val="%9."/>
-      <w:lvlJc w:val="left"/>
-      <w:pPr>
-        <w:ind w:left="6480" w:hanging="480"/>
-      </w:pPr>
-    </w:lvl>
-  </w:abstractNum>
-  <w:abstractNum w:abstractNumId="994151">
-    <w:nsid w:val="A994151"/>
-    <w:multiLevelType w:val="multilevel"/>
-    <w:lvl w:ilvl="0">
-      <w:start w:val="51"/>
-      <w:numFmt w:val="decimal"/>
-      <w:lvlText w:val="%1."/>
-      <w:lvlJc w:val="left"/>
-      <w:pPr>
-        <w:ind w:left="720" w:hanging="480"/>
-      </w:pPr>
-    </w:lvl>
-    <w:lvl w:ilvl="1">
-      <w:start w:val="51"/>
-      <w:numFmt w:val="decimal"/>
-      <w:lvlText w:val="%2."/>
-      <w:lvlJc w:val="left"/>
-      <w:pPr>
-        <w:ind w:left="1440" w:hanging="480"/>
-      </w:pPr>
-    </w:lvl>
-    <w:lvl w:ilvl="2">
-      <w:start w:val="51"/>
-      <w:numFmt w:val="decimal"/>
-      <w:lvlText w:val="%3."/>
-      <w:lvlJc w:val="left"/>
-      <w:pPr>
-        <w:ind w:left="2160" w:hanging="480"/>
-      </w:pPr>
-    </w:lvl>
-    <w:lvl w:ilvl="3">
-      <w:start w:val="51"/>
-      <w:numFmt w:val="decimal"/>
-      <w:lvlText w:val="%4."/>
-      <w:lvlJc w:val="left"/>
-      <w:pPr>
-        <w:ind w:left="2880" w:hanging="480"/>
-      </w:pPr>
-    </w:lvl>
-    <w:lvl w:ilvl="4">
-      <w:start w:val="51"/>
-      <w:numFmt w:val="decimal"/>
-      <w:lvlText w:val="%5."/>
-      <w:lvlJc w:val="left"/>
-      <w:pPr>
-        <w:ind w:left="3600" w:hanging="480"/>
-      </w:pPr>
-    </w:lvl>
-    <w:lvl w:ilvl="5">
-      <w:start w:val="51"/>
-      <w:numFmt w:val="decimal"/>
-      <w:lvlText w:val="%6."/>
-      <w:lvlJc w:val="left"/>
-      <w:pPr>
-        <w:ind w:left="4320" w:hanging="480"/>
-      </w:pPr>
-    </w:lvl>
-    <w:lvl w:ilvl="6">
-      <w:start w:val="51"/>
-      <w:numFmt w:val="decimal"/>
-      <w:lvlText w:val="%7."/>
-      <w:lvlJc w:val="left"/>
-      <w:pPr>
-        <w:ind w:left="5040" w:hanging="480"/>
-      </w:pPr>
-    </w:lvl>
-    <w:lvl w:ilvl="7">
-      <w:start w:val="51"/>
-      <w:numFmt w:val="decimal"/>
-      <w:lvlText w:val="%8."/>
-      <w:lvlJc w:val="left"/>
-      <w:pPr>
-        <w:ind w:left="5760" w:hanging="480"/>
-      </w:pPr>
-    </w:lvl>
-    <w:lvl w:ilvl="8">
-      <w:start w:val="51"/>
-      <w:numFmt w:val="decimal"/>
-      <w:lvlText w:val="%9."/>
-      <w:lvlJc w:val="left"/>
-      <w:pPr>
-        <w:ind w:left="6480" w:hanging="480"/>
-      </w:pPr>
-    </w:lvl>
-  </w:abstractNum>
-  <w:abstractNum w:abstractNumId="994181">
-    <w:nsid w:val="A994181"/>
-    <w:multiLevelType w:val="multilevel"/>
-    <w:lvl w:ilvl="0">
-      <w:start w:val="81"/>
-      <w:numFmt w:val="decimal"/>
-      <w:lvlText w:val="%1."/>
-      <w:lvlJc w:val="left"/>
-      <w:pPr>
-        <w:ind w:left="720" w:hanging="480"/>
-      </w:pPr>
-    </w:lvl>
-    <w:lvl w:ilvl="1">
-      <w:start w:val="81"/>
-      <w:numFmt w:val="decimal"/>
-      <w:lvlText w:val="%2."/>
-      <w:lvlJc w:val="left"/>
-      <w:pPr>
-        <w:ind w:left="1440" w:hanging="480"/>
-      </w:pPr>
-    </w:lvl>
-    <w:lvl w:ilvl="2">
-      <w:start w:val="81"/>
-      <w:numFmt w:val="decimal"/>
-      <w:lvlText w:val="%3."/>
-      <w:lvlJc w:val="left"/>
-      <w:pPr>
-        <w:ind w:left="2160" w:hanging="480"/>
-      </w:pPr>
-    </w:lvl>
-    <w:lvl w:ilvl="3">
-      <w:start w:val="81"/>
-      <w:numFmt w:val="decimal"/>
-      <w:lvlText w:val="%4."/>
-      <w:lvlJc w:val="left"/>
-      <w:pPr>
-        <w:ind w:left="2880" w:hanging="480"/>
-      </w:pPr>
-    </w:lvl>
-    <w:lvl w:ilvl="4">
-      <w:start w:val="81"/>
-      <w:numFmt w:val="decimal"/>
-      <w:lvlText w:val="%5."/>
-      <w:lvlJc w:val="left"/>
-      <w:pPr>
-        <w:ind w:left="3600" w:hanging="480"/>
-      </w:pPr>
-    </w:lvl>
-    <w:lvl w:ilvl="5">
-      <w:start w:val="81"/>
-      <w:numFmt w:val="decimal"/>
-      <w:lvlText w:val="%6."/>
-      <w:lvlJc w:val="left"/>
-      <w:pPr>
-        <w:ind w:left="4320" w:hanging="480"/>
-      </w:pPr>
-    </w:lvl>
-    <w:lvl w:ilvl="6">
-      <w:start w:val="81"/>
-      <w:numFmt w:val="decimal"/>
-      <w:lvlText w:val="%7."/>
-      <w:lvlJc w:val="left"/>
-      <w:pPr>
-        <w:ind w:left="5040" w:hanging="480"/>
-      </w:pPr>
-    </w:lvl>
-    <w:lvl w:ilvl="7">
-      <w:start w:val="81"/>
-      <w:numFmt w:val="decimal"/>
-      <w:lvlText w:val="%8."/>
-      <w:lvlJc w:val="left"/>
-      <w:pPr>
-        <w:ind w:left="5760" w:hanging="480"/>
-      </w:pPr>
-    </w:lvl>
-    <w:lvl w:ilvl="8">
-      <w:start w:val="81"/>
-      <w:numFmt w:val="decimal"/>
-      <w:lvlText w:val="%9."/>
-      <w:lvlJc w:val="left"/>
-      <w:pPr>
-        <w:ind w:left="6480" w:hanging="480"/>
-      </w:pPr>
-    </w:lvl>
-  </w:abstractNum>
-  <w:abstractNum w:abstractNumId="9941106">
-    <w:nsid w:val="A9941106"/>
-    <w:multiLevelType w:val="multilevel"/>
-    <w:lvl w:ilvl="0">
-      <w:start w:val="106"/>
-      <w:numFmt w:val="decimal"/>
-      <w:lvlText w:val="%1."/>
-      <w:lvlJc w:val="left"/>
-      <w:pPr>
-        <w:ind w:left="720" w:hanging="480"/>
-      </w:pPr>
-    </w:lvl>
-    <w:lvl w:ilvl="1">
-      <w:start w:val="106"/>
-      <w:numFmt w:val="decimal"/>
-      <w:lvlText w:val="%2."/>
-      <w:lvlJc w:val="left"/>
-      <w:pPr>
-        <w:ind w:left="1440" w:hanging="480"/>
-      </w:pPr>
-    </w:lvl>
-    <w:lvl w:ilvl="2">
-      <w:start w:val="106"/>
-      <w:numFmt w:val="decimal"/>
-      <w:lvlText w:val="%3."/>
-      <w:lvlJc w:val="left"/>
-      <w:pPr>
-        <w:ind w:left="2160" w:hanging="480"/>
-      </w:pPr>
-    </w:lvl>
-    <w:lvl w:ilvl="3">
-      <w:start w:val="106"/>
-      <w:numFmt w:val="decimal"/>
-      <w:lvlText w:val="%4."/>
-      <w:lvlJc w:val="left"/>
-      <w:pPr>
-        <w:ind w:left="2880" w:hanging="480"/>
-      </w:pPr>
-    </w:lvl>
-    <w:lvl w:ilvl="4">
-      <w:start w:val="106"/>
-      <w:numFmt w:val="decimal"/>
-      <w:lvlText w:val="%5."/>
-      <w:lvlJc w:val="left"/>
-      <w:pPr>
-        <w:ind w:left="3600" w:hanging="480"/>
-      </w:pPr>
-    </w:lvl>
-    <w:lvl w:ilvl="5">
-      <w:start w:val="106"/>
-      <w:numFmt w:val="decimal"/>
-      <w:lvlText w:val="%6."/>
-      <w:lvlJc w:val="left"/>
-      <w:pPr>
-        <w:ind w:left="4320" w:hanging="480"/>
-      </w:pPr>
-    </w:lvl>
-    <w:lvl w:ilvl="6">
-      <w:start w:val="106"/>
-      <w:numFmt w:val="decimal"/>
-      <w:lvlText w:val="%7."/>
-      <w:lvlJc w:val="left"/>
-      <w:pPr>
-        <w:ind w:left="5040" w:hanging="480"/>
-      </w:pPr>
-    </w:lvl>
-    <w:lvl w:ilvl="7">
-      <w:start w:val="106"/>
-      <w:numFmt w:val="decimal"/>
-      <w:lvlText w:val="%8."/>
-      <w:lvlJc w:val="left"/>
-      <w:pPr>
-        <w:ind w:left="5760" w:hanging="480"/>
-      </w:pPr>
-    </w:lvl>
-    <w:lvl w:ilvl="8">
-      <w:start w:val="106"/>
-      <w:numFmt w:val="decimal"/>
-      <w:lvlText w:val="%9."/>
-      <w:lvlJc w:val="left"/>
-      <w:pPr>
-        <w:ind w:left="6480" w:hanging="480"/>
-      </w:pPr>
-    </w:lvl>
-  </w:abstractNum>
   <w:num w:numId="1000">
     <w:abstractNumId w:val="990"/>
-  </w:num>
-  <w:num w:numId="1001">
-    <w:abstractNumId w:val="99411"/>
-    <w:lvlOverride w:ilvl="0">
-      <w:startOverride w:val="1"/>
-    </w:lvlOverride>
-    <w:lvlOverride w:ilvl="1">
-      <w:startOverride w:val="1"/>
-    </w:lvlOverride>
-    <w:lvlOverride w:ilvl="2">
-      <w:startOverride w:val="1"/>
-    </w:lvlOverride>
-    <w:lvlOverride w:ilvl="3">
-      <w:startOverride w:val="1"/>
-    </w:lvlOverride>
-    <w:lvlOverride w:ilvl="4">
-      <w:startOverride w:val="1"/>
-    </w:lvlOverride>
-    <w:lvlOverride w:ilvl="5">
-      <w:startOverride w:val="1"/>
-    </w:lvlOverride>
-    <w:lvlOverride w:ilvl="6">
-      <w:startOverride w:val="1"/>
-    </w:lvlOverride>
-    <w:lvlOverride w:ilvl="7">
-      <w:startOverride w:val="1"/>
-    </w:lvlOverride>
-    <w:lvlOverride w:ilvl="8">
-      <w:startOverride w:val="1"/>
-    </w:lvlOverride>
-  </w:num>
-  <w:num w:numId="1002">
-    <w:abstractNumId w:val="994116"/>
-    <w:lvlOverride w:ilvl="0">
-      <w:startOverride w:val="16"/>
-    </w:lvlOverride>
-    <w:lvlOverride w:ilvl="1">
-      <w:startOverride w:val="16"/>
-    </w:lvlOverride>
-    <w:lvlOverride w:ilvl="2">
-      <w:startOverride w:val="16"/>
-    </w:lvlOverride>
-    <w:lvlOverride w:ilvl="3">
-      <w:startOverride w:val="16"/>
-    </w:lvlOverride>
-    <w:lvlOverride w:ilvl="4">
-      <w:startOverride w:val="16"/>
-    </w:lvlOverride>
-    <w:lvlOverride w:ilvl="5">
-      <w:startOverride w:val="16"/>
-    </w:lvlOverride>
-    <w:lvlOverride w:ilvl="6">
-      <w:startOverride w:val="16"/>
-    </w:lvlOverride>
-    <w:lvlOverride w:ilvl="7">
-      <w:startOverride w:val="16"/>
-    </w:lvlOverride>
-    <w:lvlOverride w:ilvl="8">
-      <w:startOverride w:val="16"/>
-    </w:lvlOverride>
-  </w:num>
-  <w:num w:numId="1003">
-    <w:abstractNumId w:val="994151"/>
-    <w:lvlOverride w:ilvl="0">
-      <w:startOverride w:val="51"/>
-    </w:lvlOverride>
-    <w:lvlOverride w:ilvl="1">
-      <w:startOverride w:val="51"/>
-    </w:lvlOverride>
-    <w:lvlOverride w:ilvl="2">
-      <w:startOverride w:val="51"/>
-    </w:lvlOverride>
-    <w:lvlOverride w:ilvl="3">
-      <w:startOverride w:val="51"/>
-    </w:lvlOverride>
-    <w:lvlOverride w:ilvl="4">
-      <w:startOverride w:val="51"/>
-    </w:lvlOverride>
-    <w:lvlOverride w:ilvl="5">
-      <w:startOverride w:val="51"/>
-    </w:lvlOverride>
-    <w:lvlOverride w:ilvl="6">
-      <w:startOverride w:val="51"/>
-    </w:lvlOverride>
-    <w:lvlOverride w:ilvl="7">
-      <w:startOverride w:val="51"/>
-    </w:lvlOverride>
-    <w:lvlOverride w:ilvl="8">
-      <w:startOverride w:val="51"/>
-    </w:lvlOverride>
-  </w:num>
-  <w:num w:numId="1004">
-    <w:abstractNumId w:val="994181"/>
-    <w:lvlOverride w:ilvl="0">
-      <w:startOverride w:val="81"/>
-    </w:lvlOverride>
-    <w:lvlOverride w:ilvl="1">
-      <w:startOverride w:val="81"/>
-    </w:lvlOverride>
-    <w:lvlOverride w:ilvl="2">
-      <w:startOverride w:val="81"/>
-    </w:lvlOverride>
-    <w:lvlOverride w:ilvl="3">
-      <w:startOverride w:val="81"/>
-    </w:lvlOverride>
-    <w:lvlOverride w:ilvl="4">
-      <w:startOverride w:val="81"/>
-    </w:lvlOverride>
-    <w:lvlOverride w:ilvl="5">
-      <w:startOverride w:val="81"/>
-    </w:lvlOverride>
-    <w:lvlOverride w:ilvl="6">
-      <w:startOverride w:val="81"/>
-    </w:lvlOverride>
-    <w:lvlOverride w:ilvl="7">
-      <w:startOverride w:val="81"/>
-    </w:lvlOverride>
-    <w:lvlOverride w:ilvl="8">
-      <w:startOverride w:val="81"/>
-    </w:lvlOverride>
-  </w:num>
-  <w:num w:numId="1005">
-    <w:abstractNumId w:val="9941106"/>
-    <w:lvlOverride w:ilvl="0">
-      <w:startOverride w:val="106"/>
-    </w:lvlOverride>
-    <w:lvlOverride w:ilvl="1">
-      <w:startOverride w:val="106"/>
-    </w:lvlOverride>
-    <w:lvlOverride w:ilvl="2">
-      <w:startOverride w:val="106"/>
-    </w:lvlOverride>
-    <w:lvlOverride w:ilvl="3">
-      <w:startOverride w:val="106"/>
-    </w:lvlOverride>
-    <w:lvlOverride w:ilvl="4">
-      <w:startOverride w:val="106"/>
-    </w:lvlOverride>
-    <w:lvlOverride w:ilvl="5">
-      <w:startOverride w:val="106"/>
-    </w:lvlOverride>
-    <w:lvlOverride w:ilvl="6">
-      <w:startOverride w:val="106"/>
-    </w:lvlOverride>
-    <w:lvlOverride w:ilvl="7">
-      <w:startOverride w:val="106"/>
-    </w:lvlOverride>
-    <w:lvlOverride w:ilvl="8">
-      <w:startOverride w:val="106"/>
-    </w:lvlOverride>
   </w:num>
 </w:numbering>
 </file>
